--- a/klagomål/A 11444-2026 FSC-klagomål.docx
+++ b/klagomål/A 11444-2026 FSC-klagomål.docx
@@ -813,7 +813,7 @@
     <w:r>
       <w:tab/>
       <w:tab/>
-      <w:t>2026-04-14</w:t>
+      <w:t>2026-04-15</w:t>
       <w:br/>
       <w:br/>
     </w:r>

--- a/klagomål/A 11444-2026 FSC-klagomål.docx
+++ b/klagomål/A 11444-2026 FSC-klagomål.docx
@@ -813,7 +813,7 @@
     <w:r>
       <w:tab/>
       <w:tab/>
-      <w:t>2026-04-15</w:t>
+      <w:t>2026-04-16</w:t>
       <w:br/>
       <w:br/>
     </w:r>

--- a/klagomål/A 11444-2026 FSC-klagomål.docx
+++ b/klagomål/A 11444-2026 FSC-klagomål.docx
@@ -173,7 +173,7 @@
     </w:p>
     <w:p>
       <w:r>
-        <w:t>Nedan presenteras fynd av naturvårdsarter och fridlysta arter som gjorts i det avverkningsanmälda området, samt relevanta utdrag ur standarderna för FSC, Chain of Custody, Controlled Wood och PEFC. I BILAGA 1 finns artfakta om fridlysta arter.</w:t>
+        <w:t>Nedan presenteras fynd av naturvårdsarter och fridlysta arter som gjorts i det avverkningsanmälda området, samt relevanta utdrag ur standarderna för FSC, Chain of Custody, Controlled Wood och PEFC. I BILAGA 1 finns artfakta om fridlysta och rödlistade arter.</w:t>
       </w:r>
     </w:p>
     <w:p>
@@ -191,7 +191,7 @@
     </w:p>
     <w:p>
       <w:r>
-        <w:t>I avverkningsanmälan har följande 1 naturvårdsarter hittats: spillkråka (NT, §4). Av dessa är 1 rödlistade. För rödlistade arter har rödlistekategorin angivits inom parentes. För fridlysta arter anges även paragrafen i Artskyddsförordningen som arten är fridlyst enligt.</w:t>
+        <w:t>I avverkningsanmälan har följande 4 naturvårdsarter hittats: spillkråka (NT, §4), mindre märgborre (S), kungsfågel (§4) och mattlummer (§9). Av dessa är 1 rödlistade. För rödlistade arter har rödlistekategorin angivits inom parentes. Arter som är signalarter enligt Skogsstyrelsen har markerats med (S). För fridlysta arter anges även paragrafen i Artskyddsförordningen som arten är fridlyst enligt.</w:t>
       </w:r>
     </w:p>
     <w:p>
@@ -206,7 +206,7 @@
       <w:r>
         <w:drawing>
           <wp:inline xmlns:a="http://schemas.openxmlformats.org/drawingml/2006/main" xmlns:pic="http://schemas.openxmlformats.org/drawingml/2006/picture">
-            <wp:extent cx="5486400" cy="6466115"/>
+            <wp:extent cx="5486400" cy="6440032"/>
             <wp:docPr id="1" name="Picture 1"/>
             <wp:cNvGraphicFramePr>
               <a:graphicFrameLocks noChangeAspect="1"/>
@@ -227,7 +227,7 @@
                   <pic:spPr>
                     <a:xfrm>
                       <a:off x="0" y="0"/>
-                      <a:ext cx="5486400" cy="6466115"/>
+                      <a:ext cx="5486400" cy="6440032"/>
                     </a:xfrm>
                     <a:prstGeom prst="rect"/>
                   </pic:spPr>
@@ -247,64 +247,32 @@
       </w:r>
     </w:p>
     <w:p>
-      <w:pPr>
-        <w:pStyle w:val="Heading1"/>
-      </w:pPr>
-      <w:r>
-        <w:t>Fridlysta arter</w:t>
-      </w:r>
-    </w:p>
-    <w:p>
-      <w:r>
-        <w:t>Följande fridlysta arter har sina livsmiljöer och växtplatser i den avverkningsanmälda skogen: spillkråka (NT, §4).</w:t>
-      </w:r>
-    </w:p>
-    <w:p>
-      <w:r>
-        <w:t xml:space="preserve">Observera att medlemsländerna är skyldiga att agera i enlighet med EU:s fågeldirektiv där det uttryckligen står att direktivet gäller för fåglar samt för deras ägg, bon och </w:t>
-      </w:r>
       <w:r>
         <w:rPr>
           <w:b/>
         </w:rPr>
-        <w:t xml:space="preserve">livsmiljöer </w:t>
-      </w:r>
-      <w:r>
-        <w:t>(artikel 1). Vidare att de åtgärder som vidtas inte får leda till en försämring av den nuvarande situationen beträffande bevarandet av de fågelarter som avses i artikel 1 (artikel 13). Fågeldirektivet är styrande för tillsynsansvariga myndigheters ärendehantering, ställningstaganden och beslutsfattande.</w:t>
-      </w:r>
-    </w:p>
-    <w:p>
-      <w:r>
-        <w:rPr>
-          <w:b/>
-        </w:rPr>
-        <w:t>Spillkråka (§4)</w:t>
-      </w:r>
-      <w:r>
-        <w:t xml:space="preserve"> omfattas av bilaga 1 i EU:s fågeldirektiv och är typisk art för </w:t>
+        <w:t>Mindre märgborre</w:t>
+      </w:r>
+      <w:r>
+        <w:t xml:space="preserve"> är en signalart för tallskog med höga naturvärden och betraktas tillsammans med skarptandad barkborre som nyckelarter för ett antal sällsynta åtgärdsprogramsarter som är beroende av deras gångsystem. Bland dessa kan nämnas avlång barkborre (VU), </w:t>
       </w:r>
       <w:r>
         <w:rPr>
           <w:i/>
         </w:rPr>
-        <w:t xml:space="preserve">9010 Taiga </w:t>
-      </w:r>
-      <w:r>
-        <w:t>och</w:t>
+        <w:t>Corticeus longulus</w:t>
+      </w:r>
+      <w:r>
+        <w:t xml:space="preserve"> (VU), tallgångbagge (VU), cholodkovskys bastborre (NT) och tallbarksvartbagge (NT). Den mindre märgborrens måsvingeliknande gnaggångar är lätta att känna igen och hittas ofta på grova tallgrenar på marken. Rika förekomster av främst mindre märgborre men även skarptandad barkborre är en signal för artrikedom och inventeringar har visat att det är i skogar med en naturlig självgallring som det skapas förutsättningar för dessa arter samt de efterföljande åtgärdsprogramsarterna. Tallskogar med stark förekomst av mindre märgborre och skarptandad barkborre bör avsättas som reservat. Generellt bör hänsyn tas vid slutavverkning av talldominerad skog så att avverkningsrester som gren- och toppdelar lämnas. Mindre märgborre är typisk art för </w:t>
       </w:r>
       <w:r>
         <w:rPr>
           <w:i/>
         </w:rPr>
-        <w:t xml:space="preserve"> 9740 Skogsbevuxen myr</w:t>
-      </w:r>
-      <w:r>
-        <w:t>. Den behöver grova träd, främst tall, asp och bok som boträd. Skogsbruk med korta omloppstider och täta, homogena ungskogar utgör det största hotet. Spillkråka är en nyckelart i skogliga miljöer vars övergivna bohål utnyttjas av flera andra hålhäckande fågelarter och fladdermöss, däribland pärluggla (EN, §4), knipa (§4), salskrake (§4) och skogsduva (§4). Hökuggla (VU, §4) och slaguggla (§4) häckar ofta i högstubbar som brutits av i höjd med ett gammalt spillkråkebo (SLU Artdatabanken, 2026; Skogsstyrelsen, 2016).</w:t>
-      </w:r>
-    </w:p>
-    <w:p>
-      <w:r>
-        <w:t>I BILAGA 1 finns mer detaljerad information om ekologi samt krav på livsmiljö hos fridlysta arter.</w:t>
+        <w:t>9060 Åsbarrskog</w:t>
+      </w:r>
+      <w:r>
+        <w:t xml:space="preserve"> (SLU Artdatabanken, 2026; Pettersson, 2014; Hedgren, 2012; Gunnarsson m fl., 1999).</w:t>
       </w:r>
     </w:p>
     <w:p>
@@ -312,6 +280,87 @@
         <w:pStyle w:val="Heading1"/>
       </w:pPr>
       <w:r>
+        <w:t>Fridlysta arter</w:t>
+      </w:r>
+    </w:p>
+    <w:p>
+      <w:r>
+        <w:t>Följande fridlysta arter har sina livsmiljöer och växtplatser i den avverkningsanmälda skogen: spillkråka (NT, §4), kungsfågel (§4) och mattlummer (§9).</w:t>
+      </w:r>
+    </w:p>
+    <w:p>
+      <w:r>
+        <w:t xml:space="preserve">Observera att medlemsländerna är skyldiga att agera i enlighet med EU:s fågeldirektiv där det uttryckligen står att direktivet gäller för fåglar samt för deras ägg, bon och </w:t>
+      </w:r>
+      <w:r>
+        <w:rPr>
+          <w:b/>
+        </w:rPr>
+        <w:t xml:space="preserve">livsmiljöer </w:t>
+      </w:r>
+      <w:r>
+        <w:t>(artikel 1). Vidare att de åtgärder som vidtas inte får leda till en försämring av den nuvarande situationen beträffande bevarandet av de fågelarter som avses i artikel 1 (artikel 13). Fågeldirektivet är styrande för tillsynsansvariga myndigheters ärendehantering, ställningstaganden och beslutsfattande.</w:t>
+      </w:r>
+    </w:p>
+    <w:p>
+      <w:r>
+        <w:rPr>
+          <w:b/>
+        </w:rPr>
+        <w:t>Mattlummer (§9)</w:t>
+      </w:r>
+      <w:r>
+        <w:t xml:space="preserve"> är typisk art för </w:t>
+      </w:r>
+      <w:r>
+        <w:rPr>
+          <w:i/>
+        </w:rPr>
+        <w:t xml:space="preserve">9010 Taiga </w:t>
+      </w:r>
+      <w:r>
+        <w:t>(SLU Artdatabanken, 2025).</w:t>
+      </w:r>
+    </w:p>
+    <w:p>
+      <w:r>
+        <w:rPr>
+          <w:b/>
+        </w:rPr>
+        <w:t>Spillkråka (§4)</w:t>
+      </w:r>
+      <w:r>
+        <w:t xml:space="preserve"> omfattas av bilaga 1 i EU:s fågeldirektiv och är typisk art för </w:t>
+      </w:r>
+      <w:r>
+        <w:rPr>
+          <w:i/>
+        </w:rPr>
+        <w:t xml:space="preserve">9010 Taiga </w:t>
+      </w:r>
+      <w:r>
+        <w:t>och</w:t>
+      </w:r>
+      <w:r>
+        <w:rPr>
+          <w:i/>
+        </w:rPr>
+        <w:t xml:space="preserve"> 9740 Skogsbevuxen myr</w:t>
+      </w:r>
+      <w:r>
+        <w:t>. Den behöver grova träd, främst tall, asp och bok som boträd. Skogsbruk med korta omloppstider och täta, homogena ungskogar utgör det största hotet. Spillkråka är en nyckelart i skogliga miljöer vars övergivna bohål utnyttjas av flera andra hålhäckande fågelarter och fladdermöss, däribland pärluggla (EN, §4), knipa (§4), salskrake (§4) och skogsduva (§4). Hökuggla (VU, §4) och slaguggla (§4) häckar ofta i högstubbar som brutits av i höjd med ett gammalt spillkråkebo (SLU Artdatabanken, 2026; Skogsstyrelsen, 2016).</w:t>
+      </w:r>
+    </w:p>
+    <w:p>
+      <w:r>
+        <w:t>I BILAGA 1 finns mer detaljerad information om ekologi samt krav på livsmiljö hos fridlysta arter.</w:t>
+      </w:r>
+    </w:p>
+    <w:p>
+      <w:pPr>
+        <w:pStyle w:val="Heading1"/>
+      </w:pPr>
+      <w:r>
         <w:t>Certifiering</w:t>
       </w:r>
     </w:p>
@@ -413,7 +462,7 @@
         <w:rPr>
           <w:i/>
         </w:rPr>
-        <w:t>I det avverkningsanmälda skogsområdet har 1 naturvårdsarter varav 1 rödlistade arter sina livsmiljöer och växtplatser.</w:t>
+        <w:t>I det avverkningsanmälda skogsområdet har 4 naturvårdsarter varav 1 rödlistade arter sina livsmiljöer och växtplatser.</w:t>
       </w:r>
     </w:p>
     <w:p>
@@ -610,7 +659,203 @@
         <w:pStyle w:val="Title"/>
       </w:pPr>
       <w:r>
-        <w:t>BILAGA 1 – Fridlysta arter</w:t>
+        <w:t>BILAGA 1 –</w:t>
+        <w:br/>
+        <w:t>Fridlysta och rödlistade arter</w:t>
+      </w:r>
+    </w:p>
+    <w:p>
+      <w:pPr>
+        <w:pStyle w:val="Heading1"/>
+      </w:pPr>
+      <w:r>
+        <w:t>Mindre märgborre – ekologi samt krav på livsmiljön</w:t>
+      </w:r>
+    </w:p>
+    <w:p>
+      <w:r>
+        <w:t xml:space="preserve">Mindre märgborre är en signalart för tallskog med höga naturvärden och kan lätt konstateras genom sina karaktäristiska måsvingeliknande gnagspår som ofta hittas på grova tallgrenar på marken. Mindre märgborre betraktas tillsammans med skarptandad barkborre som nyckelarter, eftersom en rad sällsynta efterföljande arter är beroende av deras gångsystem. Bland dessa kan nämnas åtgärdsprogramsarterna avlång barkborre (VU), </w:t>
+      </w:r>
+      <w:r>
+        <w:rPr>
+          <w:i/>
+        </w:rPr>
+        <w:t>Corticeus longulus</w:t>
+      </w:r>
+      <w:r>
+        <w:t xml:space="preserve"> (VU), tallgångbagge (VU), cholodkovskys bastborre (NT) och tallbarksvartbagge (NT) (Pettersson, 2014; Gunnarsson m fl., 1999).</w:t>
+      </w:r>
+    </w:p>
+    <w:p>
+      <w:r>
+        <w:t>Tallskogar tillhör de livsmiljöer som förändrats i stor skala, där många kvadratmil har omvandlats till unga produktionsskogar. I sådana skogar saknas förutsättningar för de ovannämnda sällsynta barkborrarna och alltmer kunskap tyder på att skogsbrukets omvandling av skogslandskapet, missgynnar åtgärdsprogrammets arter även inne i skyddade områden (Hedgren, 2012; Hedgren m.fl., 2010; Wikars m.fl., 2010; Wikars, 2009). Orsaken är sannolikt att dagens intensiva skogsbruk trivialiserar faunan på nydöda träd. Detta sker genom att generalister förökas upp i sådan grad i den brukade skogen att dessa även kommer att dominera i de för hållandevis små och fragmenterade områden som avsätts för naturvård (Appelqvist, 2005; Janzen, 1983; Ås, 1999).</w:t>
+      </w:r>
+    </w:p>
+    <w:p>
+      <w:r>
+        <w:t>Ett tydligt exempel på en generalist som gynnas av dagens skogsbruk är större märgborre på nydöd tall. Denna utvecklas förutom i vindfällen gärna i avverkningsavfall, inklusive avverkningsstubbar och röjningsstammar. Därmed har den större märgborren möjlighet att upprätthålla stora och stabila populationer på huvuddelen av landets skogsmark, vilket leder till en trivialisering av faunan. Större märgborre inverkar sannolikt direkt negativt på arter som tolvtandad barkborre (EN) och avlång barkborre (VU), och indirekt på de som är gynnade av blånadssvampar, dvs. följearter till framförallt mindre märgborre och skarptandad barkborre. De barkborrar som missgynnas av större märgborre är i mycket högre grad gynnade av tallar som dör genom självgallring, dvs. i normalfallet skog som inte används till skogsproduktion (Pettersson, 2014; Wikars, skriftl.).</w:t>
+      </w:r>
+    </w:p>
+    <w:p>
+      <w:r>
+        <w:t xml:space="preserve">Rika förekomster av främst mindre märgborre men även skarptandad barkborre är en signal för artrikedom och inventeringar har visat att det är i skogar med en naturlig självgallring som det skapas förutsättningar för dessa arter samt de efterföljande åtgärdsprogramsarterna (Pettersson, 2014; Hedgren, 2012). Tallskogar med stark förekomst av mindre märgborre och skarptandad barkborre bör avsättas som reservat. Generellt bör hänsyn tas vid slutavverkning av talldominerad skog så att avverkningsrester som gren- och toppdelar (s.k. GROT) lämnas. Mindre märgborre är typisk art för </w:t>
+      </w:r>
+      <w:r>
+        <w:rPr>
+          <w:i/>
+        </w:rPr>
+        <w:t>9060 Åsbarrskog</w:t>
+      </w:r>
+      <w:r>
+        <w:t xml:space="preserve"> (Pettersson, 2014; SLU Artdatabanken, 2026).</w:t>
+      </w:r>
+    </w:p>
+    <w:p>
+      <w:pPr>
+        <w:pStyle w:val="Heading2"/>
+      </w:pPr>
+      <w:r>
+        <w:t>Referenser – mindre märgborre</w:t>
+      </w:r>
+    </w:p>
+    <w:p>
+      <w:r>
+        <w:t xml:space="preserve">Appelqvist, T., 2005. </w:t>
+      </w:r>
+      <w:r>
+        <w:rPr>
+          <w:i/>
+        </w:rPr>
+        <w:t>Naturvårdsbiologisk forskning. Underlag för områdesskydd i landskapet.</w:t>
+      </w:r>
+      <w:r>
+        <w:t xml:space="preserve"> Naturvårdsverket, Rapport 5452.</w:t>
+      </w:r>
+    </w:p>
+    <w:p>
+      <w:r>
+        <w:t xml:space="preserve">Gunnarsson, B., Pettersson, R. B., Hake, M. och Hultengren, S. &amp; Sjöberg, K., 1999. </w:t>
+      </w:r>
+      <w:r>
+        <w:rPr>
+          <w:i/>
+        </w:rPr>
+        <w:t xml:space="preserve">Spindlar och skalbaggar som indikatorer i barrskog. </w:t>
+      </w:r>
+      <w:r>
+        <w:t>Skog &amp; Forskning, Nr. 2/99, s. 46–51.</w:t>
+      </w:r>
+    </w:p>
+    <w:p>
+      <w:r>
+        <w:t xml:space="preserve">Hedgren, O., 2012. </w:t>
+      </w:r>
+      <w:r>
+        <w:rPr>
+          <w:i/>
+        </w:rPr>
+        <w:t>Hotade insekter på tallved i Dalarna.</w:t>
+      </w:r>
+      <w:r>
+        <w:t xml:space="preserve"> Länsstyrelsen Dalarna, Naturvårdsenheten. Rapport 2012:16.</w:t>
+      </w:r>
+    </w:p>
+    <w:p>
+      <w:r>
+        <w:t xml:space="preserve">Hedgren, O. 2010. </w:t>
+      </w:r>
+      <w:r>
+        <w:rPr>
+          <w:i/>
+        </w:rPr>
+        <w:t>Vedinsekter i tallskog och på brandfält i Värmland.</w:t>
+      </w:r>
+      <w:r>
+        <w:t xml:space="preserve"> Länsstyrelsen Värmland, Stencil, 39 s.</w:t>
+      </w:r>
+    </w:p>
+    <w:p>
+      <w:r>
+        <w:t xml:space="preserve">Janzen, D. H., 1983. </w:t>
+      </w:r>
+      <w:r>
+        <w:rPr>
+          <w:i/>
+        </w:rPr>
+        <w:t>No park is an island: Increase in interference from outside as park size decreases</w:t>
+      </w:r>
+      <w:r>
+        <w:t>. Oikos 41: 402–410.</w:t>
+      </w:r>
+    </w:p>
+    <w:p>
+      <w:r>
+        <w:t xml:space="preserve">Jonsell, M., Weslien, J. &amp; Ehn ström, B., 1998. </w:t>
+      </w:r>
+      <w:r>
+        <w:rPr>
+          <w:i/>
+        </w:rPr>
+        <w:t>Substrate requirements of red-listed saproxylic invertebrates in Sweden</w:t>
+      </w:r>
+      <w:r>
+        <w:t>. Biodiversity and Conserv. 7: 749–764.</w:t>
+      </w:r>
+    </w:p>
+    <w:p>
+      <w:r>
+        <w:t xml:space="preserve">Pettersson, R. B., 2014). </w:t>
+      </w:r>
+      <w:r>
+        <w:rPr>
+          <w:i/>
+        </w:rPr>
+        <w:t>Åtgärdsprogram för skalbaggar på nyligen död tall, 2014–2018.</w:t>
+      </w:r>
+      <w:r>
+        <w:t xml:space="preserve"> Rapport 6599. Bromma: Naturvårdsverket.</w:t>
+      </w:r>
+    </w:p>
+    <w:p>
+      <w:r>
+        <w:t xml:space="preserve">SLU Artdatabanken, 2026. </w:t>
+      </w:r>
+      <w:r>
+        <w:rPr>
+          <w:i/>
+        </w:rPr>
+        <w:t xml:space="preserve">Artfaktablad. Naturvård – artfakta. </w:t>
+      </w:r>
+      <w:r>
+        <w:t>SLU Artdatabanken, Uppsala.</w:t>
+      </w:r>
+    </w:p>
+    <w:p>
+      <w:r>
+        <w:t xml:space="preserve">Wikars, L.-O., Hansson, J. &amp; Hedgren, O., 2010. </w:t>
+      </w:r>
+      <w:r>
+        <w:rPr>
+          <w:i/>
+        </w:rPr>
+        <w:t>Inventering av vedlevande skalbaggar – tallskogar i Örebro län.</w:t>
+      </w:r>
+      <w:r>
+        <w:t xml:space="preserve"> Länsstyrelsen i Örebro län, publ.nr. 2010:2.</w:t>
+      </w:r>
+    </w:p>
+    <w:p>
+      <w:r>
+        <w:t xml:space="preserve">Wikars, L.-O., 2009. </w:t>
+      </w:r>
+      <w:r>
+        <w:rPr>
+          <w:i/>
+        </w:rPr>
+        <w:t>Vedskalbaggar i Hamra nationalpark, Gävleborgs län.</w:t>
+      </w:r>
+      <w:r>
+        <w:t xml:space="preserve"> Länsstyrelsen Gävleborg, Rapport 2009:14.</w:t>
       </w:r>
     </w:p>
     <w:p>
@@ -813,7 +1058,7 @@
     <w:r>
       <w:tab/>
       <w:tab/>
-      <w:t>2026-04-16</w:t>
+      <w:t>2026-04-17</w:t>
       <w:br/>
       <w:br/>
     </w:r>

--- a/klagomål/A 11444-2026 FSC-klagomål.docx
+++ b/klagomål/A 11444-2026 FSC-klagomål.docx
@@ -1058,7 +1058,7 @@
     <w:r>
       <w:tab/>
       <w:tab/>
-      <w:t>2026-04-17</w:t>
+      <w:t>2026-04-18</w:t>
       <w:br/>
       <w:br/>
     </w:r>

--- a/klagomål/A 11444-2026 FSC-klagomål.docx
+++ b/klagomål/A 11444-2026 FSC-klagomål.docx
@@ -1058,7 +1058,7 @@
     <w:r>
       <w:tab/>
       <w:tab/>
-      <w:t>2026-04-18</w:t>
+      <w:t>2026-04-19</w:t>
       <w:br/>
       <w:br/>
     </w:r>

--- a/klagomål/A 11444-2026 FSC-klagomål.docx
+++ b/klagomål/A 11444-2026 FSC-klagomål.docx
@@ -191,7 +191,7 @@
     </w:p>
     <w:p>
       <w:r>
-        <w:t>I avverkningsanmälan har följande 4 naturvårdsarter hittats: spillkråka (NT, §4), mindre märgborre (S), kungsfågel (§4) och mattlummer (§9). Av dessa är 1 rödlistade. För rödlistade arter har rödlistekategorin angivits inom parentes. Arter som är signalarter enligt Skogsstyrelsen har markerats med (S). För fridlysta arter anges även paragrafen i Artskyddsförordningen som arten är fridlyst enligt.</w:t>
+        <w:t>I avverkningsanmälan har följande 5 naturvårdsarter hittats: spillkråka (NT, §4), mindre märgborre (S), kungsfågel (§4), tjäder (§4) och mattlummer (§9). Av dessa är 1 rödlistade. För rödlistade arter har rödlistekategorin angivits inom parentes. Arter som är signalarter enligt Skogsstyrelsen har markerats med (S). För fridlysta arter anges även paragrafen i Artskyddsförordningen som arten är fridlyst enligt.</w:t>
       </w:r>
     </w:p>
     <w:p>
@@ -285,7 +285,7 @@
     </w:p>
     <w:p>
       <w:r>
-        <w:t>Följande fridlysta arter har sina livsmiljöer och växtplatser i den avverkningsanmälda skogen: spillkråka (NT, §4), kungsfågel (§4) och mattlummer (§9).</w:t>
+        <w:t>Följande fridlysta arter har sina livsmiljöer och växtplatser i den avverkningsanmälda skogen: spillkråka (NT, §4), kungsfågel (§4), tjäder (§4) och mattlummer (§9).</w:t>
       </w:r>
     </w:p>
     <w:p>
@@ -349,6 +349,35 @@
       </w:r>
       <w:r>
         <w:t>. Den behöver grova träd, främst tall, asp och bok som boträd. Skogsbruk med korta omloppstider och täta, homogena ungskogar utgör det största hotet. Spillkråka är en nyckelart i skogliga miljöer vars övergivna bohål utnyttjas av flera andra hålhäckande fågelarter och fladdermöss, däribland pärluggla (EN, §4), knipa (§4), salskrake (§4) och skogsduva (§4). Hökuggla (VU, §4) och slaguggla (§4) häckar ofta i högstubbar som brutits av i höjd med ett gammalt spillkråkebo (SLU Artdatabanken, 2026; Skogsstyrelsen, 2016).</w:t>
+      </w:r>
+    </w:p>
+    <w:p>
+      <w:r>
+        <w:rPr>
+          <w:b/>
+        </w:rPr>
+        <w:t>Tjäder (§4)</w:t>
+      </w:r>
+      <w:r>
+        <w:t xml:space="preserve"> omfattas av bilaga 1 och 2 EU:s fågeldirektiv och är typisk art för </w:t>
+      </w:r>
+      <w:r>
+        <w:rPr>
+          <w:i/>
+        </w:rPr>
+        <w:t xml:space="preserve">9010 Taiga </w:t>
+      </w:r>
+      <w:r>
+        <w:t xml:space="preserve">och </w:t>
+      </w:r>
+      <w:r>
+        <w:rPr>
+          <w:i/>
+        </w:rPr>
+        <w:t>9740 Skogsbevuxen myr</w:t>
+      </w:r>
+      <w:r>
+        <w:t>. Tjädern är en utpräglad skogsfågel knuten till större sammanhängande barrskogsområden. Tupparna och hönorna utnyttjar till viss del olika miljöer, och habitatvalet varierar dessutom mellan olika delar av året. För att det ska finnas livskraftiga tjäderbestånd krävs funktionella skogslandskap med en blandning av uppvuxen, gles och luckig skog, täta sumpskogar, myrar och andra små våtmarker. Arten försvinner när skogen fragmenteras och den sammanlagda arealen hyggen och andra öppna områden blir för stor. Ett småskaligt och försiktigt virkesuttag genom hyggesfria metoder kan i vissa fall vara möjligt i området inom 200 m från lekcentrum. Längre ut från lekcentrum, inom 200–500 m bör den avverkade ytan inte överskrida 1 hektar för att undvika alltför stora och snabba förändringar (Skogsstyrelsen, 2019; SLU Artdatabanken, 2024).</w:t>
       </w:r>
     </w:p>
     <w:p>
@@ -462,7 +491,7 @@
         <w:rPr>
           <w:i/>
         </w:rPr>
-        <w:t>I det avverkningsanmälda skogsområdet har 4 naturvårdsarter varav 1 rödlistade arter sina livsmiljöer och växtplatser.</w:t>
+        <w:t>I det avverkningsanmälda skogsområdet har 5 naturvårdsarter varav 1 rödlistade arter sina livsmiljöer och växtplatser.</w:t>
       </w:r>
     </w:p>
     <w:p>
@@ -928,6 +957,75 @@
       </w:r>
       <w:r>
         <w:t>SLU Artdatabanken, Uppsala.</w:t>
+      </w:r>
+    </w:p>
+    <w:p>
+      <w:pPr>
+        <w:pStyle w:val="Heading1"/>
+      </w:pPr>
+      <w:r>
+        <w:t>Tjäder – ekologi samt krav på livsmiljön</w:t>
+      </w:r>
+    </w:p>
+    <w:p>
+      <w:r>
+        <w:t xml:space="preserve">Tjäder (§4) omfattas av bilaga 1 och 2 EU:s fågeldirektiv och är typisk art för </w:t>
+      </w:r>
+      <w:r>
+        <w:rPr>
+          <w:i/>
+        </w:rPr>
+        <w:t xml:space="preserve">9010 Taiga </w:t>
+      </w:r>
+      <w:r>
+        <w:t xml:space="preserve">och </w:t>
+      </w:r>
+      <w:r>
+        <w:rPr>
+          <w:i/>
+        </w:rPr>
+        <w:t>9740 Skogsbevuxen myr</w:t>
+      </w:r>
+      <w:r>
+        <w:t>. Tjädern är en utpräglad skogsfågel knuten till större sammanhängande barrskogsområden. Tupparna och hönorna utnyttjar till viss del olika miljöer, och habitatvalet varierar dessutom mellan olika delar av året. För att det ska finnas livskraftiga tjäderbestånd krävs funktionella skogslandskap med en blandning av uppvuxen, gles och luckig skog, täta sumpskogar, myrar och andra små våtmarker (Skogsstyrelsen, 2019; SLU Artdatabanken 2024).</w:t>
+      </w:r>
+    </w:p>
+    <w:p>
+      <w:r>
+        <w:t>Arten försvinner när skogen fragmenteras och den sammanlagda arealen hyggen och andra öppna områden blir för stor. Ett småskaligt och försiktigt virkesuttag genom hyggesfria metoder kan i vissa fall vara möjligt i området inom 200 m från lekcentrum. Längre ut från lekcentrum, inom 200–500 m bör den avverkade ytan inte överskrida 1 hektar för att undvika alltför stora och snabba förändringar (Skogsstyrelsen, 2019).</w:t>
+      </w:r>
+    </w:p>
+    <w:p>
+      <w:pPr>
+        <w:pStyle w:val="Heading2"/>
+      </w:pPr>
+      <w:r>
+        <w:t>Referenser – tjäder</w:t>
+      </w:r>
+    </w:p>
+    <w:p>
+      <w:r>
+        <w:t xml:space="preserve">Skogsstyrelsen, 2019. </w:t>
+      </w:r>
+      <w:r>
+        <w:rPr>
+          <w:i/>
+        </w:rPr>
+        <w:t>Vägledning för hänsyn till fåglar – tjäder.</w:t>
+      </w:r>
+    </w:p>
+    <w:p>
+      <w:r>
+        <w:t xml:space="preserve">SLU Artdatabanken, 2024. </w:t>
+      </w:r>
+      <w:r>
+        <w:rPr>
+          <w:i/>
+        </w:rPr>
+        <w:t xml:space="preserve">Artfaktablad. Naturvård – artfakta. </w:t>
+      </w:r>
+      <w:r>
+        <w:t>SLU Artdatabanken, Uppsala</w:t>
       </w:r>
     </w:p>
     <w:sectPr>
@@ -1058,7 +1156,7 @@
     <w:r>
       <w:tab/>
       <w:tab/>
-      <w:t>2026-04-19</w:t>
+      <w:t>2026-04-20</w:t>
       <w:br/>
       <w:br/>
     </w:r>

--- a/klagomål/A 11444-2026 FSC-klagomål.docx
+++ b/klagomål/A 11444-2026 FSC-klagomål.docx
@@ -1156,7 +1156,7 @@
     <w:r>
       <w:tab/>
       <w:tab/>
-      <w:t>2026-04-20</w:t>
+      <w:t>2026-04-21</w:t>
       <w:br/>
       <w:br/>
     </w:r>

--- a/klagomål/A 11444-2026 FSC-klagomål.docx
+++ b/klagomål/A 11444-2026 FSC-klagomål.docx
@@ -168,7 +168,7 @@
     </w:p>
     <w:p>
       <w:r>
-        <w:t>Detta dokument behandlar höga naturvärden i avverkningsanmälan A 11444-2026 i Ljusnarsbergs kommun. Denna avverkningsanmälan inkom 2026-03-02 12:47:15 och omfattar 41,9 ha.</w:t>
+        <w:t>Detta dokument behandlar höga naturvärden i avverkningsanmälan A 11444-2026 i Ljusnarsbergs kommun. Denna avverkningsanmälan inkom 2026-03-02 00:00:00 och omfattar 41,9 ha.</w:t>
       </w:r>
     </w:p>
     <w:p>
@@ -1156,7 +1156,7 @@
     <w:r>
       <w:tab/>
       <w:tab/>
-      <w:t>2026-04-21</w:t>
+      <w:t>2026-04-22</w:t>
       <w:br/>
       <w:br/>
     </w:r>

--- a/klagomål/A 11444-2026 FSC-klagomål.docx
+++ b/klagomål/A 11444-2026 FSC-klagomål.docx
@@ -1156,7 +1156,7 @@
     <w:r>
       <w:tab/>
       <w:tab/>
-      <w:t>2026-04-22</w:t>
+      <w:t>2026-04-23</w:t>
       <w:br/>
       <w:br/>
     </w:r>

--- a/klagomål/A 11444-2026 FSC-klagomål.docx
+++ b/klagomål/A 11444-2026 FSC-klagomål.docx
@@ -1156,7 +1156,7 @@
     <w:r>
       <w:tab/>
       <w:tab/>
-      <w:t>2026-04-23</w:t>
+      <w:t>2026-04-24</w:t>
       <w:br/>
       <w:br/>
     </w:r>

--- a/klagomål/A 11444-2026 FSC-klagomål.docx
+++ b/klagomål/A 11444-2026 FSC-klagomål.docx
@@ -1156,7 +1156,7 @@
     <w:r>
       <w:tab/>
       <w:tab/>
-      <w:t>2026-04-24</w:t>
+      <w:t>2026-04-25</w:t>
       <w:br/>
       <w:br/>
     </w:r>

--- a/klagomål/A 11444-2026 FSC-klagomål.docx
+++ b/klagomål/A 11444-2026 FSC-klagomål.docx
@@ -1156,7 +1156,7 @@
     <w:r>
       <w:tab/>
       <w:tab/>
-      <w:t>2026-04-25</w:t>
+      <w:t>2026-04-26</w:t>
       <w:br/>
       <w:br/>
     </w:r>

--- a/klagomål/A 11444-2026 FSC-klagomål.docx
+++ b/klagomål/A 11444-2026 FSC-klagomål.docx
@@ -1156,7 +1156,7 @@
     <w:r>
       <w:tab/>
       <w:tab/>
-      <w:t>2026-05-16</w:t>
+      <w:t>2026-05-17</w:t>
       <w:br/>
       <w:br/>
     </w:r>

--- a/klagomål/A 11444-2026 FSC-klagomål.docx
+++ b/klagomål/A 11444-2026 FSC-klagomål.docx
@@ -1156,7 +1156,7 @@
     <w:r>
       <w:tab/>
       <w:tab/>
-      <w:t>2026-05-17</w:t>
+      <w:t>2026-05-18</w:t>
       <w:br/>
       <w:br/>
     </w:r>

--- a/klagomål/A 11444-2026 FSC-klagomål.docx
+++ b/klagomål/A 11444-2026 FSC-klagomål.docx
@@ -1156,7 +1156,7 @@
     <w:r>
       <w:tab/>
       <w:tab/>
-      <w:t>2026-05-18</w:t>
+      <w:t>2026-05-19</w:t>
       <w:br/>
       <w:br/>
     </w:r>

--- a/klagomål/A 11444-2026 FSC-klagomål.docx
+++ b/klagomål/A 11444-2026 FSC-klagomål.docx
@@ -1156,7 +1156,7 @@
     <w:r>
       <w:tab/>
       <w:tab/>
-      <w:t>2026-05-19</w:t>
+      <w:t>2026-05-20</w:t>
       <w:br/>
       <w:br/>
     </w:r>

--- a/klagomål/A 11444-2026 FSC-klagomål.docx
+++ b/klagomål/A 11444-2026 FSC-klagomål.docx
@@ -1156,7 +1156,7 @@
     <w:r>
       <w:tab/>
       <w:tab/>
-      <w:t>2026-05-20</w:t>
+      <w:t>2026-05-21</w:t>
       <w:br/>
       <w:br/>
     </w:r>

--- a/klagomål/A 11444-2026 FSC-klagomål.docx
+++ b/klagomål/A 11444-2026 FSC-klagomål.docx
@@ -1156,7 +1156,7 @@
     <w:r>
       <w:tab/>
       <w:tab/>
-      <w:t>2026-05-21</w:t>
+      <w:t>2026-05-22</w:t>
       <w:br/>
       <w:br/>
     </w:r>

--- a/klagomål/A 11444-2026 FSC-klagomål.docx
+++ b/klagomål/A 11444-2026 FSC-klagomål.docx
@@ -1156,7 +1156,7 @@
     <w:r>
       <w:tab/>
       <w:tab/>
-      <w:t>2026-05-22</w:t>
+      <w:t>2026-05-23</w:t>
       <w:br/>
       <w:br/>
     </w:r>

--- a/klagomål/A 11444-2026 FSC-klagomål.docx
+++ b/klagomål/A 11444-2026 FSC-klagomål.docx
@@ -1156,7 +1156,7 @@
     <w:r>
       <w:tab/>
       <w:tab/>
-      <w:t>2026-05-23</w:t>
+      <w:t>2026-05-24</w:t>
       <w:br/>
       <w:br/>
     </w:r>

--- a/klagomål/A 11444-2026 FSC-klagomål.docx
+++ b/klagomål/A 11444-2026 FSC-klagomål.docx
@@ -1156,7 +1156,7 @@
     <w:r>
       <w:tab/>
       <w:tab/>
-      <w:t>2026-05-24</w:t>
+      <w:t>2026-05-25</w:t>
       <w:br/>
       <w:br/>
     </w:r>

--- a/klagomål/A 11444-2026 FSC-klagomål.docx
+++ b/klagomål/A 11444-2026 FSC-klagomål.docx
@@ -1156,7 +1156,7 @@
     <w:r>
       <w:tab/>
       <w:tab/>
-      <w:t>2026-05-25</w:t>
+      <w:t>2026-05-26</w:t>
       <w:br/>
       <w:br/>
     </w:r>

--- a/klagomål/A 11444-2026 FSC-klagomål.docx
+++ b/klagomål/A 11444-2026 FSC-klagomål.docx
@@ -1156,7 +1156,7 @@
     <w:r>
       <w:tab/>
       <w:tab/>
-      <w:t>2026-05-26</w:t>
+      <w:t>2026-05-27</w:t>
       <w:br/>
       <w:br/>
     </w:r>

--- a/klagomål/A 11444-2026 FSC-klagomål.docx
+++ b/klagomål/A 11444-2026 FSC-klagomål.docx
@@ -1156,7 +1156,7 @@
     <w:r>
       <w:tab/>
       <w:tab/>
-      <w:t>2026-05-27</w:t>
+      <w:t>2026-05-28</w:t>
       <w:br/>
       <w:br/>
     </w:r>

--- a/klagomål/A 11444-2026 FSC-klagomål.docx
+++ b/klagomål/A 11444-2026 FSC-klagomål.docx
@@ -1156,7 +1156,7 @@
     <w:r>
       <w:tab/>
       <w:tab/>
-      <w:t>2026-05-28</w:t>
+      <w:t>2026-05-29</w:t>
       <w:br/>
       <w:br/>
     </w:r>

--- a/klagomål/A 11444-2026 FSC-klagomål.docx
+++ b/klagomål/A 11444-2026 FSC-klagomål.docx
@@ -1156,7 +1156,7 @@
     <w:r>
       <w:tab/>
       <w:tab/>
-      <w:t>2026-05-29</w:t>
+      <w:t>2026-05-30</w:t>
       <w:br/>
       <w:br/>
     </w:r>

--- a/klagomål/A 11444-2026 FSC-klagomål.docx
+++ b/klagomål/A 11444-2026 FSC-klagomål.docx
@@ -1156,7 +1156,7 @@
     <w:r>
       <w:tab/>
       <w:tab/>
-      <w:t>2026-05-30</w:t>
+      <w:t>2026-05-31</w:t>
       <w:br/>
       <w:br/>
     </w:r>

--- a/klagomål/A 11444-2026 FSC-klagomål.docx
+++ b/klagomål/A 11444-2026 FSC-klagomål.docx
@@ -1156,7 +1156,7 @@
     <w:r>
       <w:tab/>
       <w:tab/>
-      <w:t>2026-05-31</w:t>
+      <w:t>2026-06-01</w:t>
       <w:br/>
       <w:br/>
     </w:r>

--- a/klagomål/A 11444-2026 FSC-klagomål.docx
+++ b/klagomål/A 11444-2026 FSC-klagomål.docx
@@ -1156,7 +1156,7 @@
     <w:r>
       <w:tab/>
       <w:tab/>
-      <w:t>2026-06-01</w:t>
+      <w:t>2026-06-02</w:t>
       <w:br/>
       <w:br/>
     </w:r>

--- a/klagomål/A 11444-2026 FSC-klagomål.docx
+++ b/klagomål/A 11444-2026 FSC-klagomål.docx
@@ -1156,7 +1156,7 @@
     <w:r>
       <w:tab/>
       <w:tab/>
-      <w:t>2026-06-02</w:t>
+      <w:t>2026-06-03</w:t>
       <w:br/>
       <w:br/>
     </w:r>

--- a/klagomål/A 11444-2026 FSC-klagomål.docx
+++ b/klagomål/A 11444-2026 FSC-klagomål.docx
@@ -1156,7 +1156,7 @@
     <w:r>
       <w:tab/>
       <w:tab/>
-      <w:t>2026-06-03</w:t>
+      <w:t>2026-06-04</w:t>
       <w:br/>
       <w:br/>
     </w:r>

--- a/klagomål/A 11444-2026 FSC-klagomål.docx
+++ b/klagomål/A 11444-2026 FSC-klagomål.docx
@@ -1156,7 +1156,7 @@
     <w:r>
       <w:tab/>
       <w:tab/>
-      <w:t>2026-06-04</w:t>
+      <w:t>2026-06-05</w:t>
       <w:br/>
       <w:br/>
     </w:r>

--- a/klagomål/A 11444-2026 FSC-klagomål.docx
+++ b/klagomål/A 11444-2026 FSC-klagomål.docx
@@ -1156,7 +1156,7 @@
     <w:r>
       <w:tab/>
       <w:tab/>
-      <w:t>2026-06-05</w:t>
+      <w:t>2026-06-06</w:t>
       <w:br/>
       <w:br/>
     </w:r>

--- a/klagomål/A 11444-2026 FSC-klagomål.docx
+++ b/klagomål/A 11444-2026 FSC-klagomål.docx
@@ -1156,7 +1156,7 @@
     <w:r>
       <w:tab/>
       <w:tab/>
-      <w:t>2026-06-06</w:t>
+      <w:t>2026-06-07</w:t>
       <w:br/>
       <w:br/>
     </w:r>

--- a/klagomål/A 11444-2026 FSC-klagomål.docx
+++ b/klagomål/A 11444-2026 FSC-klagomål.docx
@@ -1156,7 +1156,7 @@
     <w:r>
       <w:tab/>
       <w:tab/>
-      <w:t>2026-06-07</w:t>
+      <w:t>2026-06-08</w:t>
       <w:br/>
       <w:br/>
     </w:r>

--- a/klagomål/A 11444-2026 FSC-klagomål.docx
+++ b/klagomål/A 11444-2026 FSC-klagomål.docx
@@ -1156,7 +1156,7 @@
     <w:r>
       <w:tab/>
       <w:tab/>
-      <w:t>2026-06-08</w:t>
+      <w:t>2026-06-09</w:t>
       <w:br/>
       <w:br/>
     </w:r>

--- a/klagomål/A 11444-2026 FSC-klagomål.docx
+++ b/klagomål/A 11444-2026 FSC-klagomål.docx
@@ -1156,7 +1156,7 @@
     <w:r>
       <w:tab/>
       <w:tab/>
-      <w:t>2026-06-09</w:t>
+      <w:t>2026-06-10</w:t>
       <w:br/>
       <w:br/>
     </w:r>

--- a/klagomål/A 11444-2026 FSC-klagomål.docx
+++ b/klagomål/A 11444-2026 FSC-klagomål.docx
@@ -1156,7 +1156,7 @@
     <w:r>
       <w:tab/>
       <w:tab/>
-      <w:t>2026-06-10</w:t>
+      <w:t>2026-06-11</w:t>
       <w:br/>
       <w:br/>
     </w:r>

--- a/klagomål/A 11444-2026 FSC-klagomål.docx
+++ b/klagomål/A 11444-2026 FSC-klagomål.docx
@@ -1156,7 +1156,7 @@
     <w:r>
       <w:tab/>
       <w:tab/>
-      <w:t>2026-06-11</w:t>
+      <w:t>2026-06-12</w:t>
       <w:br/>
       <w:br/>
     </w:r>

--- a/klagomål/A 11444-2026 FSC-klagomål.docx
+++ b/klagomål/A 11444-2026 FSC-klagomål.docx
@@ -1156,7 +1156,7 @@
     <w:r>
       <w:tab/>
       <w:tab/>
-      <w:t>2026-06-12</w:t>
+      <w:t>2026-06-13</w:t>
       <w:br/>
       <w:br/>
     </w:r>

--- a/klagomål/A 11444-2026 FSC-klagomål.docx
+++ b/klagomål/A 11444-2026 FSC-klagomål.docx
@@ -1156,7 +1156,7 @@
     <w:r>
       <w:tab/>
       <w:tab/>
-      <w:t>2026-06-13</w:t>
+      <w:t>2026-06-14</w:t>
       <w:br/>
       <w:br/>
     </w:r>

--- a/klagomål/A 11444-2026 FSC-klagomål.docx
+++ b/klagomål/A 11444-2026 FSC-klagomål.docx
@@ -1156,7 +1156,7 @@
     <w:r>
       <w:tab/>
       <w:tab/>
-      <w:t>2026-06-15</w:t>
+      <w:t>2026-06-16</w:t>
       <w:br/>
       <w:br/>
     </w:r>

--- a/klagomål/A 11444-2026 FSC-klagomål.docx
+++ b/klagomål/A 11444-2026 FSC-klagomål.docx
@@ -1156,7 +1156,7 @@
     <w:r>
       <w:tab/>
       <w:tab/>
-      <w:t>2026-06-16</w:t>
+      <w:t>2026-06-17</w:t>
       <w:br/>
       <w:br/>
     </w:r>

--- a/klagomål/A 11444-2026 FSC-klagomål.docx
+++ b/klagomål/A 11444-2026 FSC-klagomål.docx
@@ -1,6 +1,6 @@
 
 <file path=word/document.xml><?xml version="1.0" encoding="utf-8"?>
-<w:document xmlns:wpc="http://schemas.microsoft.com/office/word/2010/wordprocessingCanvas" xmlns:cx="http://schemas.microsoft.com/office/drawing/2014/chartex" xmlns:cx1="http://schemas.microsoft.com/office/drawing/2015/9/8/chartex" xmlns:cx2="http://schemas.microsoft.com/office/drawing/2015/10/21/chartex" xmlns:cx3="http://schemas.microsoft.com/office/drawing/2016/5/9/chartex" xmlns:cx4="http://schemas.microsoft.com/office/drawing/2016/5/10/chartex" xmlns:cx5="http://schemas.microsoft.com/office/drawing/2016/5/11/chartex" xmlns:cx6="http://schemas.microsoft.com/office/drawing/2016/5/12/chartex" xmlns:cx7="http://schemas.microsoft.com/office/drawing/2016/5/13/chartex" xmlns:cx8="http://schemas.microsoft.com/office/drawing/2016/5/14/chartex" xmlns:mc="http://schemas.openxmlformats.org/markup-compatibility/2006" xmlns:aink="http://schemas.microsoft.com/office/drawing/2016/ink" xmlns:am3d="http://schemas.microsoft.com/office/drawing/2017/model3d" xmlns:o="urn:schemas-microsoft-com:office:office" xmlns:oel="http://schemas.microsoft.com/office/2019/extlst" xmlns:r="http://schemas.openxmlformats.org/officeDocument/2006/relationships" xmlns:m="http://schemas.openxmlformats.org/officeDocument/2006/math" xmlns:v="urn:schemas-microsoft-com:vml" xmlns:wp14="http://schemas.microsoft.com/office/word/2010/wordprocessingDrawing" xmlns:wp="http://schemas.openxmlformats.org/drawingml/2006/wordprocessingDrawing" xmlns:w10="urn:schemas-microsoft-com:office:word" xmlns:w="http://schemas.openxmlformats.org/wordprocessingml/2006/main" xmlns:w14="http://schemas.microsoft.com/office/word/2010/wordml" xmlns:w15="http://schemas.microsoft.com/office/word/2012/wordml" xmlns:w16cex="http://schemas.microsoft.com/office/word/2018/wordml/cex" xmlns:w16cid="http://schemas.microsoft.com/office/word/2016/wordml/cid" xmlns:w16="http://schemas.microsoft.com/office/word/2018/wordml" xmlns:w16sdtdh="http://schemas.microsoft.com/office/word/2020/wordml/sdtdatahash" xmlns:w16se="http://schemas.microsoft.com/office/word/2015/wordml/symex" xmlns:wpg="http://schemas.microsoft.com/office/word/2010/wordprocessingGroup" xmlns:wpi="http://schemas.microsoft.com/office/word/2010/wordprocessingInk" xmlns:wne="http://schemas.microsoft.com/office/word/2006/wordml" xmlns:wps="http://schemas.microsoft.com/office/word/2010/wordprocessingShape" mc:Ignorable="w14 w15 w16se w16cid w16 w16cex w16sdtdh wp14">
+<w:document xmlns:wpc="http://schemas.microsoft.com/office/word/2010/wordprocessingCanvas" xmlns:cx="http://schemas.microsoft.com/office/drawing/2014/chartex" xmlns:cx1="http://schemas.microsoft.com/office/drawing/2015/9/8/chartex" xmlns:cx2="http://schemas.microsoft.com/office/drawing/2015/10/21/chartex" xmlns:cx3="http://schemas.microsoft.com/office/drawing/2016/5/9/chartex" xmlns:cx4="http://schemas.microsoft.com/office/drawing/2016/5/10/chartex" xmlns:cx5="http://schemas.microsoft.com/office/drawing/2016/5/11/chartex" xmlns:cx6="http://schemas.microsoft.com/office/drawing/2016/5/12/chartex" xmlns:cx7="http://schemas.microsoft.com/office/drawing/2016/5/13/chartex" xmlns:cx8="http://schemas.microsoft.com/office/drawing/2016/5/14/chartex" xmlns:mc="http://schemas.openxmlformats.org/markup-compatibility/2006" xmlns:aink="http://schemas.microsoft.com/office/drawing/2016/ink" xmlns:am3d="http://schemas.microsoft.com/office/drawing/2017/model3d" xmlns:o="urn:schemas-microsoft-com:office:office" xmlns:oel="http://schemas.microsoft.com/office/2019/extlst" xmlns:r="http://schemas.openxmlformats.org/officeDocument/2006/relationships" xmlns:m="http://schemas.openxmlformats.org/officeDocument/2006/math" xmlns:v="urn:schemas-microsoft-com:vml" xmlns:wp14="http://schemas.microsoft.com/office/word/2010/wordprocessingDrawing" xmlns:wp="http://schemas.openxmlformats.org/drawingml/2006/wordprocessingDrawing" xmlns:w10="urn:schemas-microsoft-com:office:word" xmlns:w="http://schemas.openxmlformats.org/wordprocessingml/2006/main" xmlns:w14="http://schemas.microsoft.com/office/word/2010/wordml" xmlns:w15="http://schemas.microsoft.com/office/word/2012/wordml" xmlns:w16cex="http://schemas.microsoft.com/office/word/2018/wordml/cex" xmlns:w16cid="http://schemas.microsoft.com/office/word/2016/wordml/cid" xmlns:w16="http://schemas.microsoft.com/office/word/2018/wordml" xmlns:w16du="http://schemas.microsoft.com/office/word/2023/wordml/word16du" xmlns:w16sdtdh="http://schemas.microsoft.com/office/word/2020/wordml/sdtdatahash" xmlns:w16sdtfl="http://schemas.microsoft.com/office/word/2024/wordml/sdtformatlock" xmlns:w16se="http://schemas.microsoft.com/office/word/2015/wordml/symex" xmlns:wpg="http://schemas.microsoft.com/office/word/2010/wordprocessingGroup" xmlns:wpi="http://schemas.microsoft.com/office/word/2010/wordprocessingInk" xmlns:wne="http://schemas.microsoft.com/office/word/2006/wordml" xmlns:wps="http://schemas.microsoft.com/office/word/2010/wordprocessingShape" mc:Ignorable="w14 w15 w16se w16cid w16 w16cex w16sdtdh w16sdtfl w16du wp14">
   <w:body>
     <w:p>
       <w:r>
@@ -168,7 +168,7 @@
     </w:p>
     <w:p>
       <w:r>
-        <w:t>Detta dokument behandlar höga naturvärden i avverkningsanmälan A 11444-2026 i Ljusnarsbergs kommun. Denna avverkningsanmälan inkom 2026-03-02 00:00:00 och omfattar 41,9 ha.</w:t>
+        <w:t>Detta dokument behandlar höga naturvärden i avverkningsanmälan A 11444-2026 i Ljusnarsbergs kommun som inkom 2026-03-02 och omfattar 41,9 ha.</w:t>
       </w:r>
     </w:p>
     <w:p>
@@ -191,12 +191,15 @@
     </w:p>
     <w:p>
       <w:r>
-        <w:t>I avverkningsanmälan har följande 5 naturvårdsarter hittats: spillkråka (NT, §4), mindre märgborre (S), kungsfågel (§4), tjäder (§4) och mattlummer (§9). Av dessa är 1 rödlistade. För rödlistade arter har rödlistekategorin angivits inom parentes. Arter som är signalarter enligt Skogsstyrelsen har markerats med (S). För fridlysta arter anges även paragrafen i Artskyddsförordningen som arten är fridlyst enligt.</w:t>
+        <w:t>I avverkningsanmälan har följande 6 naturvårdsarter hittats: älg (NT), mindre märgborre (S, T), mattlummer (T, §9), spillkråka (T, §4), tjäder (T, §4) och kungsfågel (§4). Av dessa är 1 rödlistade. För rödlistade arter har rödlistekategorin angivits inom parentes. Arter som är signalarter enligt Skogsstyrelsen har markerats med (S). Typiska arter inom Natura 2000 som är kopplade till skogsekosystem har markerats med (T). För fridlysta arter anges även paragrafen i Artskyddsförordningen som arten är fridlyst enligt.</w:t>
       </w:r>
     </w:p>
     <w:p>
       <w:r>
-        <w:t>De påträffade naturvårdsarterna är ett tydligt kvitto på att detta rör sig om en skog med höga naturvärden. I Figur 1 visas en karta över det avverkningsanmälda området, där samtliga fyndplatser för naturvårdsarter som finns registrerade på Artportalen har markerats.</w:t>
+        <w:t>De påträffade naturvårdsarterna är ett tydligt kvitto på att det rör sig om en skog med höga naturvärden.</w:t>
+      </w:r>
+      <w:r>
+        <w:t xml:space="preserve"> I Figur 1 visas fyndplatser för naturvårdsarter i området, som finns registrerade på Artportalen.</w:t>
       </w:r>
     </w:p>
     <w:p>
@@ -206,7 +209,7 @@
       <w:r>
         <w:drawing>
           <wp:inline xmlns:a="http://schemas.openxmlformats.org/drawingml/2006/main" xmlns:pic="http://schemas.openxmlformats.org/drawingml/2006/picture">
-            <wp:extent cx="5486400" cy="6440032"/>
+            <wp:extent cx="5056652" cy="5688000"/>
             <wp:docPr id="1" name="Picture 1"/>
             <wp:cNvGraphicFramePr>
               <a:graphicFrameLocks noChangeAspect="1"/>
@@ -227,7 +230,7 @@
                   <pic:spPr>
                     <a:xfrm>
                       <a:off x="0" y="0"/>
-                      <a:ext cx="5486400" cy="6440032"/>
+                      <a:ext cx="5056652" cy="5688000"/>
                     </a:xfrm>
                     <a:prstGeom prst="rect"/>
                   </pic:spPr>
@@ -241,9 +244,128 @@
     <w:p>
       <w:pPr>
         <w:pStyle w:val="Caption"/>
+        <w:spacing w:after="240"/>
       </w:pPr>
       <w:r>
-        <w:t>Figur 1. Fyndplatser för naturvårdsarter i det avverkningsanmälda området (röd linje). Markörer utan svart kant är placerade på fyndplatsen. Markörer med svart kant är placerade vid sidan av fyndplatsen och har ett svart streck som visar fyndplatsens exakta position. Kartans mittpunktskoordinat är N 6642241, E 502218 i SWEREF 99 TM.</w:t>
+        <w:t>Figur 1. Fyndplatser för naturvårdsarter i avverkningsanmälan (röd linje). Markörer utan svart kant är placerade på fyndplatsen. Markörer med svart kant är placerade vid sidan av fyndplatsen och har ett svart streck som visar fyndplatsens exakta position. Kartans mittpunktskoordinat är N 6642241, E 502218 i SWEREF 99 TM.</w:t>
+      </w:r>
+    </w:p>
+    <w:p>
+      <w:pPr>
+        <w:pStyle w:val="Heading2"/>
+      </w:pPr>
+      <w:r>
+        <w:t>Fridlysta arter</w:t>
+      </w:r>
+    </w:p>
+    <w:p>
+      <w:r>
+        <w:t>Följande fridlysta arter har sina livsmiljöer och växtplatser i den avverkningsanmälda skogen: mattlummer (T, §9), spillkråka (T, §4), tjäder (T, §4) och kungsfågel (§4).</w:t>
+      </w:r>
+    </w:p>
+    <w:p>
+      <w:r>
+        <w:t xml:space="preserve">Observera att medlemsländerna är skyldiga att agera i enlighet med EU:s fågeldirektiv där det uttryckligen står att direktivet gäller för fåglar samt för deras ägg, bon och </w:t>
+      </w:r>
+      <w:r>
+        <w:rPr>
+          <w:b/>
+        </w:rPr>
+        <w:t xml:space="preserve">livsmiljöer </w:t>
+      </w:r>
+      <w:r>
+        <w:t>(artikel 1). Vidare att de åtgärder som vidtas inte får leda till en försämring av den nuvarande situationen beträffande bevarandet av de fågelarter som avses i artikel 1 (artikel 13). Fågeldirektivet är styrande för tillsynsansvariga myndigheters ärendehantering, ställningstaganden och beslutsfattande.</w:t>
+      </w:r>
+    </w:p>
+    <w:p>
+      <w:r>
+        <w:rPr>
+          <w:b/>
+        </w:rPr>
+        <w:t>Mattlummer (§9)</w:t>
+      </w:r>
+      <w:r>
+        <w:t xml:space="preserve"> är typisk art för </w:t>
+      </w:r>
+      <w:r>
+        <w:rPr>
+          <w:i/>
+        </w:rPr>
+        <w:t xml:space="preserve">9010 Taiga </w:t>
+      </w:r>
+      <w:r>
+        <w:t>(SLU Artdatabanken, 2025).</w:t>
+      </w:r>
+    </w:p>
+    <w:p>
+      <w:r>
+        <w:rPr>
+          <w:b/>
+        </w:rPr>
+        <w:t>Spillkråka (§4)</w:t>
+      </w:r>
+      <w:r>
+        <w:t xml:space="preserve"> omfattas av bilaga 1 i EU:s fågeldirektiv och är typisk art för </w:t>
+      </w:r>
+      <w:r>
+        <w:rPr>
+          <w:i/>
+        </w:rPr>
+        <w:t xml:space="preserve">9010 Taiga </w:t>
+      </w:r>
+      <w:r>
+        <w:t>och</w:t>
+      </w:r>
+      <w:r>
+        <w:rPr>
+          <w:i/>
+        </w:rPr>
+        <w:t xml:space="preserve"> 9740 Skogsbevuxen myr</w:t>
+      </w:r>
+      <w:r>
+        <w:t>. Den behöver grova träd, främst tall, asp och bok som boträd. Skogsbruk med korta omloppstider och täta, homogena ungskogar utgör det största hotet. Spillkråka är en nyckelart i skogliga miljöer vars övergivna bohål utnyttjas av flera andra hålhäckande fågelarter och fladdermöss, däribland pärluggla (EN, §4), knipa (§4), salskrake (§4) och skogsduva (§4). Hökuggla (VU, §4) och slaguggla (§4) häckar ofta i högstubbar som brutits av i höjd med ett gammalt spillkråkebo (SLU Artdatabanken, 2026; Skogsstyrelsen, 2016).</w:t>
+      </w:r>
+    </w:p>
+    <w:p>
+      <w:r>
+        <w:rPr>
+          <w:b/>
+        </w:rPr>
+        <w:t>Tjäder (§4)</w:t>
+      </w:r>
+      <w:r>
+        <w:t xml:space="preserve"> omfattas av bilaga 1 och 2 EU:s fågeldirektiv och är typisk art för </w:t>
+      </w:r>
+      <w:r>
+        <w:rPr>
+          <w:i/>
+        </w:rPr>
+        <w:t xml:space="preserve">9010 Taiga </w:t>
+      </w:r>
+      <w:r>
+        <w:t xml:space="preserve">och </w:t>
+      </w:r>
+      <w:r>
+        <w:rPr>
+          <w:i/>
+        </w:rPr>
+        <w:t>9740 Skogsbevuxen myr</w:t>
+      </w:r>
+      <w:r>
+        <w:t>. Tjädern är en utpräglad skogsfågel knuten till större sammanhängande barrskogsområden. Tupparna och hönorna utnyttjar till viss del olika miljöer, och habitatvalet varierar dessutom mellan olika delar av året. För att det ska finnas livskraftiga tjäderbestånd krävs funktionella skogslandskap med en blandning av uppvuxen, gles och luckig skog, täta sumpskogar, myrar och andra små våtmarker. Arten försvinner när skogen fragmenteras och den sammanlagda arealen hyggen och andra öppna områden blir för stor. Ett småskaligt och försiktigt virkesuttag genom hyggesfria metoder kan i vissa fall vara möjligt i området inom 200 m från lekcentrum. Längre ut från lekcentrum, inom 200–500 m bör den avverkade ytan inte överskrida 1 hektar för att undvika alltför stora och snabba förändringar (Skogsstyrelsen, 2019; SLU Artdatabanken, 2024).</w:t>
+      </w:r>
+    </w:p>
+    <w:p>
+      <w:r>
+        <w:t>I BILAGA 1 finns mer detaljerad information om ekologi samt krav på livsmiljö hos fridlysta arter.</w:t>
+      </w:r>
+    </w:p>
+    <w:p>
+      <w:pPr>
+        <w:pStyle w:val="Heading2"/>
+      </w:pPr>
+      <w:r>
+        <w:t>Övriga naturvårdsarter</w:t>
       </w:r>
     </w:p>
     <w:p>
@@ -280,116 +402,6 @@
         <w:pStyle w:val="Heading1"/>
       </w:pPr>
       <w:r>
-        <w:t>Fridlysta arter</w:t>
-      </w:r>
-    </w:p>
-    <w:p>
-      <w:r>
-        <w:t>Följande fridlysta arter har sina livsmiljöer och växtplatser i den avverkningsanmälda skogen: spillkråka (NT, §4), kungsfågel (§4), tjäder (§4) och mattlummer (§9).</w:t>
-      </w:r>
-    </w:p>
-    <w:p>
-      <w:r>
-        <w:t xml:space="preserve">Observera att medlemsländerna är skyldiga att agera i enlighet med EU:s fågeldirektiv där det uttryckligen står att direktivet gäller för fåglar samt för deras ägg, bon och </w:t>
-      </w:r>
-      <w:r>
-        <w:rPr>
-          <w:b/>
-        </w:rPr>
-        <w:t xml:space="preserve">livsmiljöer </w:t>
-      </w:r>
-      <w:r>
-        <w:t>(artikel 1). Vidare att de åtgärder som vidtas inte får leda till en försämring av den nuvarande situationen beträffande bevarandet av de fågelarter som avses i artikel 1 (artikel 13). Fågeldirektivet är styrande för tillsynsansvariga myndigheters ärendehantering, ställningstaganden och beslutsfattande.</w:t>
-      </w:r>
-    </w:p>
-    <w:p>
-      <w:r>
-        <w:rPr>
-          <w:b/>
-        </w:rPr>
-        <w:t>Mattlummer (§9)</w:t>
-      </w:r>
-      <w:r>
-        <w:t xml:space="preserve"> är typisk art för </w:t>
-      </w:r>
-      <w:r>
-        <w:rPr>
-          <w:i/>
-        </w:rPr>
-        <w:t xml:space="preserve">9010 Taiga </w:t>
-      </w:r>
-      <w:r>
-        <w:t>(SLU Artdatabanken, 2025).</w:t>
-      </w:r>
-    </w:p>
-    <w:p>
-      <w:r>
-        <w:rPr>
-          <w:b/>
-        </w:rPr>
-        <w:t>Spillkråka (§4)</w:t>
-      </w:r>
-      <w:r>
-        <w:t xml:space="preserve"> omfattas av bilaga 1 i EU:s fågeldirektiv och är typisk art för </w:t>
-      </w:r>
-      <w:r>
-        <w:rPr>
-          <w:i/>
-        </w:rPr>
-        <w:t xml:space="preserve">9010 Taiga </w:t>
-      </w:r>
-      <w:r>
-        <w:t>och</w:t>
-      </w:r>
-      <w:r>
-        <w:rPr>
-          <w:i/>
-        </w:rPr>
-        <w:t xml:space="preserve"> 9740 Skogsbevuxen myr</w:t>
-      </w:r>
-      <w:r>
-        <w:t>. Den behöver grova träd, främst tall, asp och bok som boträd. Skogsbruk med korta omloppstider och täta, homogena ungskogar utgör det största hotet. Spillkråka är en nyckelart i skogliga miljöer vars övergivna bohål utnyttjas av flera andra hålhäckande fågelarter och fladdermöss, däribland pärluggla (EN, §4), knipa (§4), salskrake (§4) och skogsduva (§4). Hökuggla (VU, §4) och slaguggla (§4) häckar ofta i högstubbar som brutits av i höjd med ett gammalt spillkråkebo (SLU Artdatabanken, 2026; Skogsstyrelsen, 2016).</w:t>
-      </w:r>
-    </w:p>
-    <w:p>
-      <w:r>
-        <w:rPr>
-          <w:b/>
-        </w:rPr>
-        <w:t>Tjäder (§4)</w:t>
-      </w:r>
-      <w:r>
-        <w:t xml:space="preserve"> omfattas av bilaga 1 och 2 EU:s fågeldirektiv och är typisk art för </w:t>
-      </w:r>
-      <w:r>
-        <w:rPr>
-          <w:i/>
-        </w:rPr>
-        <w:t xml:space="preserve">9010 Taiga </w:t>
-      </w:r>
-      <w:r>
-        <w:t xml:space="preserve">och </w:t>
-      </w:r>
-      <w:r>
-        <w:rPr>
-          <w:i/>
-        </w:rPr>
-        <w:t>9740 Skogsbevuxen myr</w:t>
-      </w:r>
-      <w:r>
-        <w:t>. Tjädern är en utpräglad skogsfågel knuten till större sammanhängande barrskogsområden. Tupparna och hönorna utnyttjar till viss del olika miljöer, och habitatvalet varierar dessutom mellan olika delar av året. För att det ska finnas livskraftiga tjäderbestånd krävs funktionella skogslandskap med en blandning av uppvuxen, gles och luckig skog, täta sumpskogar, myrar och andra små våtmarker. Arten försvinner när skogen fragmenteras och den sammanlagda arealen hyggen och andra öppna områden blir för stor. Ett småskaligt och försiktigt virkesuttag genom hyggesfria metoder kan i vissa fall vara möjligt i området inom 200 m från lekcentrum. Längre ut från lekcentrum, inom 200–500 m bör den avverkade ytan inte överskrida 1 hektar för att undvika alltför stora och snabba förändringar (Skogsstyrelsen, 2019; SLU Artdatabanken, 2024).</w:t>
-      </w:r>
-    </w:p>
-    <w:p>
-      <w:r>
-        <w:t>I BILAGA 1 finns mer detaljerad information om ekologi samt krav på livsmiljö hos fridlysta arter.</w:t>
-      </w:r>
-    </w:p>
-    <w:p>
-      <w:pPr>
-        <w:pStyle w:val="Heading1"/>
-      </w:pPr>
-      <w:r>
         <w:t>Certifiering</w:t>
       </w:r>
     </w:p>
@@ -491,7 +503,7 @@
         <w:rPr>
           <w:i/>
         </w:rPr>
-        <w:t>I det avverkningsanmälda skogsområdet har 5 naturvårdsarter varav 1 rödlistade arter sina livsmiljöer och växtplatser.</w:t>
+        <w:t>I det avverkningsanmälda skogsområdet har 6 naturvårdsarter varav 1 rödlistade arter sina livsmiljöer och växtplatser.</w:t>
       </w:r>
     </w:p>
     <w:p>
@@ -1046,7 +1058,7 @@
 </file>
 
 <file path=word/endnotes.xml><?xml version="1.0" encoding="utf-8"?>
-<w:endnotes xmlns:wpc="http://schemas.microsoft.com/office/word/2010/wordprocessingCanvas" xmlns:cx="http://schemas.microsoft.com/office/drawing/2014/chartex" xmlns:cx1="http://schemas.microsoft.com/office/drawing/2015/9/8/chartex" xmlns:cx2="http://schemas.microsoft.com/office/drawing/2015/10/21/chartex" xmlns:cx3="http://schemas.microsoft.com/office/drawing/2016/5/9/chartex" xmlns:cx4="http://schemas.microsoft.com/office/drawing/2016/5/10/chartex" xmlns:cx5="http://schemas.microsoft.com/office/drawing/2016/5/11/chartex" xmlns:cx6="http://schemas.microsoft.com/office/drawing/2016/5/12/chartex" xmlns:cx7="http://schemas.microsoft.com/office/drawing/2016/5/13/chartex" xmlns:cx8="http://schemas.microsoft.com/office/drawing/2016/5/14/chartex" xmlns:mc="http://schemas.openxmlformats.org/markup-compatibility/2006" xmlns:aink="http://schemas.microsoft.com/office/drawing/2016/ink" xmlns:am3d="http://schemas.microsoft.com/office/drawing/2017/model3d" xmlns:o="urn:schemas-microsoft-com:office:office" xmlns:oel="http://schemas.microsoft.com/office/2019/extlst" xmlns:r="http://schemas.openxmlformats.org/officeDocument/2006/relationships" xmlns:m="http://schemas.openxmlformats.org/officeDocument/2006/math" xmlns:v="urn:schemas-microsoft-com:vml" xmlns:wp14="http://schemas.microsoft.com/office/word/2010/wordprocessingDrawing" xmlns:wp="http://schemas.openxmlformats.org/drawingml/2006/wordprocessingDrawing" xmlns:w10="urn:schemas-microsoft-com:office:word" xmlns:w="http://schemas.openxmlformats.org/wordprocessingml/2006/main" xmlns:w14="http://schemas.microsoft.com/office/word/2010/wordml" xmlns:w15="http://schemas.microsoft.com/office/word/2012/wordml" xmlns:w16cex="http://schemas.microsoft.com/office/word/2018/wordml/cex" xmlns:w16cid="http://schemas.microsoft.com/office/word/2016/wordml/cid" xmlns:w16="http://schemas.microsoft.com/office/word/2018/wordml" xmlns:w16sdtdh="http://schemas.microsoft.com/office/word/2020/wordml/sdtdatahash" xmlns:w16se="http://schemas.microsoft.com/office/word/2015/wordml/symex" xmlns:wpg="http://schemas.microsoft.com/office/word/2010/wordprocessingGroup" xmlns:wpi="http://schemas.microsoft.com/office/word/2010/wordprocessingInk" xmlns:wne="http://schemas.microsoft.com/office/word/2006/wordml" xmlns:wps="http://schemas.microsoft.com/office/word/2010/wordprocessingShape" mc:Ignorable="w14 w15 w16se w16cid w16 w16cex w16sdtdh wp14">
+<w:endnotes xmlns:wpc="http://schemas.microsoft.com/office/word/2010/wordprocessingCanvas" xmlns:cx="http://schemas.microsoft.com/office/drawing/2014/chartex" xmlns:cx1="http://schemas.microsoft.com/office/drawing/2015/9/8/chartex" xmlns:cx2="http://schemas.microsoft.com/office/drawing/2015/10/21/chartex" xmlns:cx3="http://schemas.microsoft.com/office/drawing/2016/5/9/chartex" xmlns:cx4="http://schemas.microsoft.com/office/drawing/2016/5/10/chartex" xmlns:cx5="http://schemas.microsoft.com/office/drawing/2016/5/11/chartex" xmlns:cx6="http://schemas.microsoft.com/office/drawing/2016/5/12/chartex" xmlns:cx7="http://schemas.microsoft.com/office/drawing/2016/5/13/chartex" xmlns:cx8="http://schemas.microsoft.com/office/drawing/2016/5/14/chartex" xmlns:mc="http://schemas.openxmlformats.org/markup-compatibility/2006" xmlns:aink="http://schemas.microsoft.com/office/drawing/2016/ink" xmlns:am3d="http://schemas.microsoft.com/office/drawing/2017/model3d" xmlns:o="urn:schemas-microsoft-com:office:office" xmlns:oel="http://schemas.microsoft.com/office/2019/extlst" xmlns:r="http://schemas.openxmlformats.org/officeDocument/2006/relationships" xmlns:m="http://schemas.openxmlformats.org/officeDocument/2006/math" xmlns:v="urn:schemas-microsoft-com:vml" xmlns:wp14="http://schemas.microsoft.com/office/word/2010/wordprocessingDrawing" xmlns:wp="http://schemas.openxmlformats.org/drawingml/2006/wordprocessingDrawing" xmlns:w10="urn:schemas-microsoft-com:office:word" xmlns:w="http://schemas.openxmlformats.org/wordprocessingml/2006/main" xmlns:w14="http://schemas.microsoft.com/office/word/2010/wordml" xmlns:w15="http://schemas.microsoft.com/office/word/2012/wordml" xmlns:w16cex="http://schemas.microsoft.com/office/word/2018/wordml/cex" xmlns:w16cid="http://schemas.microsoft.com/office/word/2016/wordml/cid" xmlns:w16="http://schemas.microsoft.com/office/word/2018/wordml" xmlns:w16du="http://schemas.microsoft.com/office/word/2023/wordml/word16du" xmlns:w16sdtdh="http://schemas.microsoft.com/office/word/2020/wordml/sdtdatahash" xmlns:w16sdtfl="http://schemas.microsoft.com/office/word/2024/wordml/sdtformatlock" xmlns:w16se="http://schemas.microsoft.com/office/word/2015/wordml/symex" xmlns:wpg="http://schemas.microsoft.com/office/word/2010/wordprocessingGroup" xmlns:wpi="http://schemas.microsoft.com/office/word/2010/wordprocessingInk" xmlns:wne="http://schemas.microsoft.com/office/word/2006/wordml" xmlns:wps="http://schemas.microsoft.com/office/word/2010/wordprocessingShape" mc:Ignorable="w14 w15 w16se w16cid w16 w16cex w16sdtdh w16sdtfl w16du wp14">
   <w:endnote w:type="separator" w:id="-1">
     <w:p>
       <w:pPr>
@@ -1071,7 +1083,7 @@
 </file>
 
 <file path=word/footer1.xml><?xml version="1.0" encoding="utf-8"?>
-<w:ftr xmlns:wpc="http://schemas.microsoft.com/office/word/2010/wordprocessingCanvas" xmlns:cx="http://schemas.microsoft.com/office/drawing/2014/chartex" xmlns:cx1="http://schemas.microsoft.com/office/drawing/2015/9/8/chartex" xmlns:cx2="http://schemas.microsoft.com/office/drawing/2015/10/21/chartex" xmlns:cx3="http://schemas.microsoft.com/office/drawing/2016/5/9/chartex" xmlns:cx4="http://schemas.microsoft.com/office/drawing/2016/5/10/chartex" xmlns:cx5="http://schemas.microsoft.com/office/drawing/2016/5/11/chartex" xmlns:cx6="http://schemas.microsoft.com/office/drawing/2016/5/12/chartex" xmlns:cx7="http://schemas.microsoft.com/office/drawing/2016/5/13/chartex" xmlns:cx8="http://schemas.microsoft.com/office/drawing/2016/5/14/chartex" xmlns:mc="http://schemas.openxmlformats.org/markup-compatibility/2006" xmlns:aink="http://schemas.microsoft.com/office/drawing/2016/ink" xmlns:am3d="http://schemas.microsoft.com/office/drawing/2017/model3d" xmlns:o="urn:schemas-microsoft-com:office:office" xmlns:oel="http://schemas.microsoft.com/office/2019/extlst" xmlns:r="http://schemas.openxmlformats.org/officeDocument/2006/relationships" xmlns:m="http://schemas.openxmlformats.org/officeDocument/2006/math" xmlns:v="urn:schemas-microsoft-com:vml" xmlns:wp14="http://schemas.microsoft.com/office/word/2010/wordprocessingDrawing" xmlns:wp="http://schemas.openxmlformats.org/drawingml/2006/wordprocessingDrawing" xmlns:w10="urn:schemas-microsoft-com:office:word" xmlns:w="http://schemas.openxmlformats.org/wordprocessingml/2006/main" xmlns:w14="http://schemas.microsoft.com/office/word/2010/wordml" xmlns:w15="http://schemas.microsoft.com/office/word/2012/wordml" xmlns:w16cex="http://schemas.microsoft.com/office/word/2018/wordml/cex" xmlns:w16cid="http://schemas.microsoft.com/office/word/2016/wordml/cid" xmlns:w16="http://schemas.microsoft.com/office/word/2018/wordml" xmlns:w16sdtdh="http://schemas.microsoft.com/office/word/2020/wordml/sdtdatahash" xmlns:w16se="http://schemas.microsoft.com/office/word/2015/wordml/symex" xmlns:wpg="http://schemas.microsoft.com/office/word/2010/wordprocessingGroup" xmlns:wpi="http://schemas.microsoft.com/office/word/2010/wordprocessingInk" xmlns:wne="http://schemas.microsoft.com/office/word/2006/wordml" xmlns:wps="http://schemas.microsoft.com/office/word/2010/wordprocessingShape" mc:Ignorable="w14 w15 w16se w16cid w16 w16cex w16sdtdh wp14">
+<w:ftr xmlns:wpc="http://schemas.microsoft.com/office/word/2010/wordprocessingCanvas" xmlns:cx="http://schemas.microsoft.com/office/drawing/2014/chartex" xmlns:cx1="http://schemas.microsoft.com/office/drawing/2015/9/8/chartex" xmlns:cx2="http://schemas.microsoft.com/office/drawing/2015/10/21/chartex" xmlns:cx3="http://schemas.microsoft.com/office/drawing/2016/5/9/chartex" xmlns:cx4="http://schemas.microsoft.com/office/drawing/2016/5/10/chartex" xmlns:cx5="http://schemas.microsoft.com/office/drawing/2016/5/11/chartex" xmlns:cx6="http://schemas.microsoft.com/office/drawing/2016/5/12/chartex" xmlns:cx7="http://schemas.microsoft.com/office/drawing/2016/5/13/chartex" xmlns:cx8="http://schemas.microsoft.com/office/drawing/2016/5/14/chartex" xmlns:mc="http://schemas.openxmlformats.org/markup-compatibility/2006" xmlns:aink="http://schemas.microsoft.com/office/drawing/2016/ink" xmlns:am3d="http://schemas.microsoft.com/office/drawing/2017/model3d" xmlns:o="urn:schemas-microsoft-com:office:office" xmlns:oel="http://schemas.microsoft.com/office/2019/extlst" xmlns:r="http://schemas.openxmlformats.org/officeDocument/2006/relationships" xmlns:m="http://schemas.openxmlformats.org/officeDocument/2006/math" xmlns:v="urn:schemas-microsoft-com:vml" xmlns:wp14="http://schemas.microsoft.com/office/word/2010/wordprocessingDrawing" xmlns:wp="http://schemas.openxmlformats.org/drawingml/2006/wordprocessingDrawing" xmlns:w10="urn:schemas-microsoft-com:office:word" xmlns:w="http://schemas.openxmlformats.org/wordprocessingml/2006/main" xmlns:w14="http://schemas.microsoft.com/office/word/2010/wordml" xmlns:w15="http://schemas.microsoft.com/office/word/2012/wordml" xmlns:w16cex="http://schemas.microsoft.com/office/word/2018/wordml/cex" xmlns:w16cid="http://schemas.microsoft.com/office/word/2016/wordml/cid" xmlns:w16="http://schemas.microsoft.com/office/word/2018/wordml" xmlns:w16du="http://schemas.microsoft.com/office/word/2023/wordml/word16du" xmlns:w16sdtdh="http://schemas.microsoft.com/office/word/2020/wordml/sdtdatahash" xmlns:w16sdtfl="http://schemas.microsoft.com/office/word/2024/wordml/sdtformatlock" xmlns:w16se="http://schemas.microsoft.com/office/word/2015/wordml/symex" xmlns:wpg="http://schemas.microsoft.com/office/word/2010/wordprocessingGroup" xmlns:wpi="http://schemas.microsoft.com/office/word/2010/wordprocessingInk" xmlns:wne="http://schemas.microsoft.com/office/word/2006/wordml" xmlns:wps="http://schemas.microsoft.com/office/word/2010/wordprocessingShape" mc:Ignorable="w14 w15 w16se w16cid w16 w16cex w16sdtdh w16sdtfl w16du wp14">
   <w:p>
     <w:pPr>
       <w:pStyle w:val="Footer"/>
@@ -1081,7 +1093,7 @@
 </file>
 
 <file path=word/footer2.xml><?xml version="1.0" encoding="utf-8"?>
-<w:ftr xmlns:wpc="http://schemas.microsoft.com/office/word/2010/wordprocessingCanvas" xmlns:cx="http://schemas.microsoft.com/office/drawing/2014/chartex" xmlns:cx1="http://schemas.microsoft.com/office/drawing/2015/9/8/chartex" xmlns:cx2="http://schemas.microsoft.com/office/drawing/2015/10/21/chartex" xmlns:cx3="http://schemas.microsoft.com/office/drawing/2016/5/9/chartex" xmlns:cx4="http://schemas.microsoft.com/office/drawing/2016/5/10/chartex" xmlns:cx5="http://schemas.microsoft.com/office/drawing/2016/5/11/chartex" xmlns:cx6="http://schemas.microsoft.com/office/drawing/2016/5/12/chartex" xmlns:cx7="http://schemas.microsoft.com/office/drawing/2016/5/13/chartex" xmlns:cx8="http://schemas.microsoft.com/office/drawing/2016/5/14/chartex" xmlns:mc="http://schemas.openxmlformats.org/markup-compatibility/2006" xmlns:aink="http://schemas.microsoft.com/office/drawing/2016/ink" xmlns:am3d="http://schemas.microsoft.com/office/drawing/2017/model3d" xmlns:o="urn:schemas-microsoft-com:office:office" xmlns:oel="http://schemas.microsoft.com/office/2019/extlst" xmlns:r="http://schemas.openxmlformats.org/officeDocument/2006/relationships" xmlns:m="http://schemas.openxmlformats.org/officeDocument/2006/math" xmlns:v="urn:schemas-microsoft-com:vml" xmlns:wp14="http://schemas.microsoft.com/office/word/2010/wordprocessingDrawing" xmlns:wp="http://schemas.openxmlformats.org/drawingml/2006/wordprocessingDrawing" xmlns:w10="urn:schemas-microsoft-com:office:word" xmlns:w="http://schemas.openxmlformats.org/wordprocessingml/2006/main" xmlns:w14="http://schemas.microsoft.com/office/word/2010/wordml" xmlns:w15="http://schemas.microsoft.com/office/word/2012/wordml" xmlns:w16cex="http://schemas.microsoft.com/office/word/2018/wordml/cex" xmlns:w16cid="http://schemas.microsoft.com/office/word/2016/wordml/cid" xmlns:w16="http://schemas.microsoft.com/office/word/2018/wordml" xmlns:w16sdtdh="http://schemas.microsoft.com/office/word/2020/wordml/sdtdatahash" xmlns:w16se="http://schemas.microsoft.com/office/word/2015/wordml/symex" xmlns:wpg="http://schemas.microsoft.com/office/word/2010/wordprocessingGroup" xmlns:wpi="http://schemas.microsoft.com/office/word/2010/wordprocessingInk" xmlns:wne="http://schemas.microsoft.com/office/word/2006/wordml" xmlns:wps="http://schemas.microsoft.com/office/word/2010/wordprocessingShape" mc:Ignorable="w14 w15 w16se w16cid w16 w16cex w16sdtdh wp14">
+<w:ftr xmlns:wpc="http://schemas.microsoft.com/office/word/2010/wordprocessingCanvas" xmlns:cx="http://schemas.microsoft.com/office/drawing/2014/chartex" xmlns:cx1="http://schemas.microsoft.com/office/drawing/2015/9/8/chartex" xmlns:cx2="http://schemas.microsoft.com/office/drawing/2015/10/21/chartex" xmlns:cx3="http://schemas.microsoft.com/office/drawing/2016/5/9/chartex" xmlns:cx4="http://schemas.microsoft.com/office/drawing/2016/5/10/chartex" xmlns:cx5="http://schemas.microsoft.com/office/drawing/2016/5/11/chartex" xmlns:cx6="http://schemas.microsoft.com/office/drawing/2016/5/12/chartex" xmlns:cx7="http://schemas.microsoft.com/office/drawing/2016/5/13/chartex" xmlns:cx8="http://schemas.microsoft.com/office/drawing/2016/5/14/chartex" xmlns:mc="http://schemas.openxmlformats.org/markup-compatibility/2006" xmlns:aink="http://schemas.microsoft.com/office/drawing/2016/ink" xmlns:am3d="http://schemas.microsoft.com/office/drawing/2017/model3d" xmlns:o="urn:schemas-microsoft-com:office:office" xmlns:oel="http://schemas.microsoft.com/office/2019/extlst" xmlns:r="http://schemas.openxmlformats.org/officeDocument/2006/relationships" xmlns:m="http://schemas.openxmlformats.org/officeDocument/2006/math" xmlns:v="urn:schemas-microsoft-com:vml" xmlns:wp14="http://schemas.microsoft.com/office/word/2010/wordprocessingDrawing" xmlns:wp="http://schemas.openxmlformats.org/drawingml/2006/wordprocessingDrawing" xmlns:w10="urn:schemas-microsoft-com:office:word" xmlns:w="http://schemas.openxmlformats.org/wordprocessingml/2006/main" xmlns:w14="http://schemas.microsoft.com/office/word/2010/wordml" xmlns:w15="http://schemas.microsoft.com/office/word/2012/wordml" xmlns:w16cex="http://schemas.microsoft.com/office/word/2018/wordml/cex" xmlns:w16cid="http://schemas.microsoft.com/office/word/2016/wordml/cid" xmlns:w16="http://schemas.microsoft.com/office/word/2018/wordml" xmlns:w16du="http://schemas.microsoft.com/office/word/2023/wordml/word16du" xmlns:w16sdtdh="http://schemas.microsoft.com/office/word/2020/wordml/sdtdatahash" xmlns:w16sdtfl="http://schemas.microsoft.com/office/word/2024/wordml/sdtformatlock" xmlns:w16se="http://schemas.microsoft.com/office/word/2015/wordml/symex" xmlns:wpg="http://schemas.microsoft.com/office/word/2010/wordprocessingGroup" xmlns:wpi="http://schemas.microsoft.com/office/word/2010/wordprocessingInk" xmlns:wne="http://schemas.microsoft.com/office/word/2006/wordml" xmlns:wps="http://schemas.microsoft.com/office/word/2010/wordprocessingShape" mc:Ignorable="w14 w15 w16se w16cid w16 w16cex w16sdtdh w16sdtfl w16du wp14">
   <w:p>
     <w:pPr>
       <w:pStyle w:val="Footer"/>
@@ -1091,7 +1103,7 @@
 </file>
 
 <file path=word/footer3.xml><?xml version="1.0" encoding="utf-8"?>
-<w:ftr xmlns:wpc="http://schemas.microsoft.com/office/word/2010/wordprocessingCanvas" xmlns:cx="http://schemas.microsoft.com/office/drawing/2014/chartex" xmlns:cx1="http://schemas.microsoft.com/office/drawing/2015/9/8/chartex" xmlns:cx2="http://schemas.microsoft.com/office/drawing/2015/10/21/chartex" xmlns:cx3="http://schemas.microsoft.com/office/drawing/2016/5/9/chartex" xmlns:cx4="http://schemas.microsoft.com/office/drawing/2016/5/10/chartex" xmlns:cx5="http://schemas.microsoft.com/office/drawing/2016/5/11/chartex" xmlns:cx6="http://schemas.microsoft.com/office/drawing/2016/5/12/chartex" xmlns:cx7="http://schemas.microsoft.com/office/drawing/2016/5/13/chartex" xmlns:cx8="http://schemas.microsoft.com/office/drawing/2016/5/14/chartex" xmlns:mc="http://schemas.openxmlformats.org/markup-compatibility/2006" xmlns:aink="http://schemas.microsoft.com/office/drawing/2016/ink" xmlns:am3d="http://schemas.microsoft.com/office/drawing/2017/model3d" xmlns:o="urn:schemas-microsoft-com:office:office" xmlns:oel="http://schemas.microsoft.com/office/2019/extlst" xmlns:r="http://schemas.openxmlformats.org/officeDocument/2006/relationships" xmlns:m="http://schemas.openxmlformats.org/officeDocument/2006/math" xmlns:v="urn:schemas-microsoft-com:vml" xmlns:wp14="http://schemas.microsoft.com/office/word/2010/wordprocessingDrawing" xmlns:wp="http://schemas.openxmlformats.org/drawingml/2006/wordprocessingDrawing" xmlns:w10="urn:schemas-microsoft-com:office:word" xmlns:w="http://schemas.openxmlformats.org/wordprocessingml/2006/main" xmlns:w14="http://schemas.microsoft.com/office/word/2010/wordml" xmlns:w15="http://schemas.microsoft.com/office/word/2012/wordml" xmlns:w16cex="http://schemas.microsoft.com/office/word/2018/wordml/cex" xmlns:w16cid="http://schemas.microsoft.com/office/word/2016/wordml/cid" xmlns:w16="http://schemas.microsoft.com/office/word/2018/wordml" xmlns:w16sdtdh="http://schemas.microsoft.com/office/word/2020/wordml/sdtdatahash" xmlns:w16se="http://schemas.microsoft.com/office/word/2015/wordml/symex" xmlns:wpg="http://schemas.microsoft.com/office/word/2010/wordprocessingGroup" xmlns:wpi="http://schemas.microsoft.com/office/word/2010/wordprocessingInk" xmlns:wne="http://schemas.microsoft.com/office/word/2006/wordml" xmlns:wps="http://schemas.microsoft.com/office/word/2010/wordprocessingShape" mc:Ignorable="w14 w15 w16se w16cid w16 w16cex w16sdtdh wp14">
+<w:ftr xmlns:wpc="http://schemas.microsoft.com/office/word/2010/wordprocessingCanvas" xmlns:cx="http://schemas.microsoft.com/office/drawing/2014/chartex" xmlns:cx1="http://schemas.microsoft.com/office/drawing/2015/9/8/chartex" xmlns:cx2="http://schemas.microsoft.com/office/drawing/2015/10/21/chartex" xmlns:cx3="http://schemas.microsoft.com/office/drawing/2016/5/9/chartex" xmlns:cx4="http://schemas.microsoft.com/office/drawing/2016/5/10/chartex" xmlns:cx5="http://schemas.microsoft.com/office/drawing/2016/5/11/chartex" xmlns:cx6="http://schemas.microsoft.com/office/drawing/2016/5/12/chartex" xmlns:cx7="http://schemas.microsoft.com/office/drawing/2016/5/13/chartex" xmlns:cx8="http://schemas.microsoft.com/office/drawing/2016/5/14/chartex" xmlns:mc="http://schemas.openxmlformats.org/markup-compatibility/2006" xmlns:aink="http://schemas.microsoft.com/office/drawing/2016/ink" xmlns:am3d="http://schemas.microsoft.com/office/drawing/2017/model3d" xmlns:o="urn:schemas-microsoft-com:office:office" xmlns:oel="http://schemas.microsoft.com/office/2019/extlst" xmlns:r="http://schemas.openxmlformats.org/officeDocument/2006/relationships" xmlns:m="http://schemas.openxmlformats.org/officeDocument/2006/math" xmlns:v="urn:schemas-microsoft-com:vml" xmlns:wp14="http://schemas.microsoft.com/office/word/2010/wordprocessingDrawing" xmlns:wp="http://schemas.openxmlformats.org/drawingml/2006/wordprocessingDrawing" xmlns:w10="urn:schemas-microsoft-com:office:word" xmlns:w="http://schemas.openxmlformats.org/wordprocessingml/2006/main" xmlns:w14="http://schemas.microsoft.com/office/word/2010/wordml" xmlns:w15="http://schemas.microsoft.com/office/word/2012/wordml" xmlns:w16cex="http://schemas.microsoft.com/office/word/2018/wordml/cex" xmlns:w16cid="http://schemas.microsoft.com/office/word/2016/wordml/cid" xmlns:w16="http://schemas.microsoft.com/office/word/2018/wordml" xmlns:w16du="http://schemas.microsoft.com/office/word/2023/wordml/word16du" xmlns:w16sdtdh="http://schemas.microsoft.com/office/word/2020/wordml/sdtdatahash" xmlns:w16sdtfl="http://schemas.microsoft.com/office/word/2024/wordml/sdtformatlock" xmlns:w16se="http://schemas.microsoft.com/office/word/2015/wordml/symex" xmlns:wpg="http://schemas.microsoft.com/office/word/2010/wordprocessingGroup" xmlns:wpi="http://schemas.microsoft.com/office/word/2010/wordprocessingInk" xmlns:wne="http://schemas.microsoft.com/office/word/2006/wordml" xmlns:wps="http://schemas.microsoft.com/office/word/2010/wordprocessingShape" mc:Ignorable="w14 w15 w16se w16cid w16 w16cex w16sdtdh w16sdtfl w16du wp14">
   <w:p>
     <w:pPr>
       <w:pStyle w:val="Footer"/>
@@ -1101,7 +1113,7 @@
 </file>
 
 <file path=word/footnotes.xml><?xml version="1.0" encoding="utf-8"?>
-<w:footnotes xmlns:wpc="http://schemas.microsoft.com/office/word/2010/wordprocessingCanvas" xmlns:cx="http://schemas.microsoft.com/office/drawing/2014/chartex" xmlns:cx1="http://schemas.microsoft.com/office/drawing/2015/9/8/chartex" xmlns:cx2="http://schemas.microsoft.com/office/drawing/2015/10/21/chartex" xmlns:cx3="http://schemas.microsoft.com/office/drawing/2016/5/9/chartex" xmlns:cx4="http://schemas.microsoft.com/office/drawing/2016/5/10/chartex" xmlns:cx5="http://schemas.microsoft.com/office/drawing/2016/5/11/chartex" xmlns:cx6="http://schemas.microsoft.com/office/drawing/2016/5/12/chartex" xmlns:cx7="http://schemas.microsoft.com/office/drawing/2016/5/13/chartex" xmlns:cx8="http://schemas.microsoft.com/office/drawing/2016/5/14/chartex" xmlns:mc="http://schemas.openxmlformats.org/markup-compatibility/2006" xmlns:aink="http://schemas.microsoft.com/office/drawing/2016/ink" xmlns:am3d="http://schemas.microsoft.com/office/drawing/2017/model3d" xmlns:o="urn:schemas-microsoft-com:office:office" xmlns:oel="http://schemas.microsoft.com/office/2019/extlst" xmlns:r="http://schemas.openxmlformats.org/officeDocument/2006/relationships" xmlns:m="http://schemas.openxmlformats.org/officeDocument/2006/math" xmlns:v="urn:schemas-microsoft-com:vml" xmlns:wp14="http://schemas.microsoft.com/office/word/2010/wordprocessingDrawing" xmlns:wp="http://schemas.openxmlformats.org/drawingml/2006/wordprocessingDrawing" xmlns:w10="urn:schemas-microsoft-com:office:word" xmlns:w="http://schemas.openxmlformats.org/wordprocessingml/2006/main" xmlns:w14="http://schemas.microsoft.com/office/word/2010/wordml" xmlns:w15="http://schemas.microsoft.com/office/word/2012/wordml" xmlns:w16cex="http://schemas.microsoft.com/office/word/2018/wordml/cex" xmlns:w16cid="http://schemas.microsoft.com/office/word/2016/wordml/cid" xmlns:w16="http://schemas.microsoft.com/office/word/2018/wordml" xmlns:w16sdtdh="http://schemas.microsoft.com/office/word/2020/wordml/sdtdatahash" xmlns:w16se="http://schemas.microsoft.com/office/word/2015/wordml/symex" xmlns:wpg="http://schemas.microsoft.com/office/word/2010/wordprocessingGroup" xmlns:wpi="http://schemas.microsoft.com/office/word/2010/wordprocessingInk" xmlns:wne="http://schemas.microsoft.com/office/word/2006/wordml" xmlns:wps="http://schemas.microsoft.com/office/word/2010/wordprocessingShape" mc:Ignorable="w14 w15 w16se w16cid w16 w16cex w16sdtdh wp14">
+<w:footnotes xmlns:wpc="http://schemas.microsoft.com/office/word/2010/wordprocessingCanvas" xmlns:cx="http://schemas.microsoft.com/office/drawing/2014/chartex" xmlns:cx1="http://schemas.microsoft.com/office/drawing/2015/9/8/chartex" xmlns:cx2="http://schemas.microsoft.com/office/drawing/2015/10/21/chartex" xmlns:cx3="http://schemas.microsoft.com/office/drawing/2016/5/9/chartex" xmlns:cx4="http://schemas.microsoft.com/office/drawing/2016/5/10/chartex" xmlns:cx5="http://schemas.microsoft.com/office/drawing/2016/5/11/chartex" xmlns:cx6="http://schemas.microsoft.com/office/drawing/2016/5/12/chartex" xmlns:cx7="http://schemas.microsoft.com/office/drawing/2016/5/13/chartex" xmlns:cx8="http://schemas.microsoft.com/office/drawing/2016/5/14/chartex" xmlns:mc="http://schemas.openxmlformats.org/markup-compatibility/2006" xmlns:aink="http://schemas.microsoft.com/office/drawing/2016/ink" xmlns:am3d="http://schemas.microsoft.com/office/drawing/2017/model3d" xmlns:o="urn:schemas-microsoft-com:office:office" xmlns:oel="http://schemas.microsoft.com/office/2019/extlst" xmlns:r="http://schemas.openxmlformats.org/officeDocument/2006/relationships" xmlns:m="http://schemas.openxmlformats.org/officeDocument/2006/math" xmlns:v="urn:schemas-microsoft-com:vml" xmlns:wp14="http://schemas.microsoft.com/office/word/2010/wordprocessingDrawing" xmlns:wp="http://schemas.openxmlformats.org/drawingml/2006/wordprocessingDrawing" xmlns:w10="urn:schemas-microsoft-com:office:word" xmlns:w="http://schemas.openxmlformats.org/wordprocessingml/2006/main" xmlns:w14="http://schemas.microsoft.com/office/word/2010/wordml" xmlns:w15="http://schemas.microsoft.com/office/word/2012/wordml" xmlns:w16cex="http://schemas.microsoft.com/office/word/2018/wordml/cex" xmlns:w16cid="http://schemas.microsoft.com/office/word/2016/wordml/cid" xmlns:w16="http://schemas.microsoft.com/office/word/2018/wordml" xmlns:w16du="http://schemas.microsoft.com/office/word/2023/wordml/word16du" xmlns:w16sdtdh="http://schemas.microsoft.com/office/word/2020/wordml/sdtdatahash" xmlns:w16sdtfl="http://schemas.microsoft.com/office/word/2024/wordml/sdtformatlock" xmlns:w16se="http://schemas.microsoft.com/office/word/2015/wordml/symex" xmlns:wpg="http://schemas.microsoft.com/office/word/2010/wordprocessingGroup" xmlns:wpi="http://schemas.microsoft.com/office/word/2010/wordprocessingInk" xmlns:wne="http://schemas.microsoft.com/office/word/2006/wordml" xmlns:wps="http://schemas.microsoft.com/office/word/2010/wordprocessingShape" mc:Ignorable="w14 w15 w16se w16cid w16 w16cex w16sdtdh w16sdtfl w16du wp14">
   <w:footnote w:type="separator" w:id="-1">
     <w:p>
       <w:pPr>
@@ -1126,7 +1138,7 @@
 </file>
 
 <file path=word/header1.xml><?xml version="1.0" encoding="utf-8"?>
-<w:hdr xmlns:wpc="http://schemas.microsoft.com/office/word/2010/wordprocessingCanvas" xmlns:cx="http://schemas.microsoft.com/office/drawing/2014/chartex" xmlns:cx1="http://schemas.microsoft.com/office/drawing/2015/9/8/chartex" xmlns:cx2="http://schemas.microsoft.com/office/drawing/2015/10/21/chartex" xmlns:cx3="http://schemas.microsoft.com/office/drawing/2016/5/9/chartex" xmlns:cx4="http://schemas.microsoft.com/office/drawing/2016/5/10/chartex" xmlns:cx5="http://schemas.microsoft.com/office/drawing/2016/5/11/chartex" xmlns:cx6="http://schemas.microsoft.com/office/drawing/2016/5/12/chartex" xmlns:cx7="http://schemas.microsoft.com/office/drawing/2016/5/13/chartex" xmlns:cx8="http://schemas.microsoft.com/office/drawing/2016/5/14/chartex" xmlns:mc="http://schemas.openxmlformats.org/markup-compatibility/2006" xmlns:aink="http://schemas.microsoft.com/office/drawing/2016/ink" xmlns:am3d="http://schemas.microsoft.com/office/drawing/2017/model3d" xmlns:o="urn:schemas-microsoft-com:office:office" xmlns:oel="http://schemas.microsoft.com/office/2019/extlst" xmlns:r="http://schemas.openxmlformats.org/officeDocument/2006/relationships" xmlns:m="http://schemas.openxmlformats.org/officeDocument/2006/math" xmlns:v="urn:schemas-microsoft-com:vml" xmlns:wp14="http://schemas.microsoft.com/office/word/2010/wordprocessingDrawing" xmlns:wp="http://schemas.openxmlformats.org/drawingml/2006/wordprocessingDrawing" xmlns:w10="urn:schemas-microsoft-com:office:word" xmlns:w="http://schemas.openxmlformats.org/wordprocessingml/2006/main" xmlns:w14="http://schemas.microsoft.com/office/word/2010/wordml" xmlns:w15="http://schemas.microsoft.com/office/word/2012/wordml" xmlns:w16cex="http://schemas.microsoft.com/office/word/2018/wordml/cex" xmlns:w16cid="http://schemas.microsoft.com/office/word/2016/wordml/cid" xmlns:w16="http://schemas.microsoft.com/office/word/2018/wordml" xmlns:w16sdtdh="http://schemas.microsoft.com/office/word/2020/wordml/sdtdatahash" xmlns:w16se="http://schemas.microsoft.com/office/word/2015/wordml/symex" xmlns:wpg="http://schemas.microsoft.com/office/word/2010/wordprocessingGroup" xmlns:wpi="http://schemas.microsoft.com/office/word/2010/wordprocessingInk" xmlns:wne="http://schemas.microsoft.com/office/word/2006/wordml" xmlns:wps="http://schemas.microsoft.com/office/word/2010/wordprocessingShape" mc:Ignorable="w14 w15 w16se w16cid w16 w16cex w16sdtdh wp14">
+<w:hdr xmlns:wpc="http://schemas.microsoft.com/office/word/2010/wordprocessingCanvas" xmlns:cx="http://schemas.microsoft.com/office/drawing/2014/chartex" xmlns:cx1="http://schemas.microsoft.com/office/drawing/2015/9/8/chartex" xmlns:cx2="http://schemas.microsoft.com/office/drawing/2015/10/21/chartex" xmlns:cx3="http://schemas.microsoft.com/office/drawing/2016/5/9/chartex" xmlns:cx4="http://schemas.microsoft.com/office/drawing/2016/5/10/chartex" xmlns:cx5="http://schemas.microsoft.com/office/drawing/2016/5/11/chartex" xmlns:cx6="http://schemas.microsoft.com/office/drawing/2016/5/12/chartex" xmlns:cx7="http://schemas.microsoft.com/office/drawing/2016/5/13/chartex" xmlns:cx8="http://schemas.microsoft.com/office/drawing/2016/5/14/chartex" xmlns:mc="http://schemas.openxmlformats.org/markup-compatibility/2006" xmlns:aink="http://schemas.microsoft.com/office/drawing/2016/ink" xmlns:am3d="http://schemas.microsoft.com/office/drawing/2017/model3d" xmlns:o="urn:schemas-microsoft-com:office:office" xmlns:oel="http://schemas.microsoft.com/office/2019/extlst" xmlns:r="http://schemas.openxmlformats.org/officeDocument/2006/relationships" xmlns:m="http://schemas.openxmlformats.org/officeDocument/2006/math" xmlns:v="urn:schemas-microsoft-com:vml" xmlns:wp14="http://schemas.microsoft.com/office/word/2010/wordprocessingDrawing" xmlns:wp="http://schemas.openxmlformats.org/drawingml/2006/wordprocessingDrawing" xmlns:w10="urn:schemas-microsoft-com:office:word" xmlns:w="http://schemas.openxmlformats.org/wordprocessingml/2006/main" xmlns:w14="http://schemas.microsoft.com/office/word/2010/wordml" xmlns:w15="http://schemas.microsoft.com/office/word/2012/wordml" xmlns:w16cex="http://schemas.microsoft.com/office/word/2018/wordml/cex" xmlns:w16cid="http://schemas.microsoft.com/office/word/2016/wordml/cid" xmlns:w16="http://schemas.microsoft.com/office/word/2018/wordml" xmlns:w16du="http://schemas.microsoft.com/office/word/2023/wordml/word16du" xmlns:w16sdtdh="http://schemas.microsoft.com/office/word/2020/wordml/sdtdatahash" xmlns:w16sdtfl="http://schemas.microsoft.com/office/word/2024/wordml/sdtformatlock" xmlns:w16se="http://schemas.microsoft.com/office/word/2015/wordml/symex" xmlns:wpg="http://schemas.microsoft.com/office/word/2010/wordprocessingGroup" xmlns:wpi="http://schemas.microsoft.com/office/word/2010/wordprocessingInk" xmlns:wne="http://schemas.microsoft.com/office/word/2006/wordml" xmlns:wps="http://schemas.microsoft.com/office/word/2010/wordprocessingShape" mc:Ignorable="w14 w15 w16se w16cid w16 w16cex w16sdtdh w16sdtfl w16du wp14">
   <w:p>
     <w:pPr>
       <w:pStyle w:val="Header"/>
@@ -1136,7 +1148,7 @@
 </file>
 
 <file path=word/header2.xml><?xml version="1.0" encoding="utf-8"?>
-<w:hdr xmlns:wpc="http://schemas.microsoft.com/office/word/2010/wordprocessingCanvas" xmlns:cx="http://schemas.microsoft.com/office/drawing/2014/chartex" xmlns:cx1="http://schemas.microsoft.com/office/drawing/2015/9/8/chartex" xmlns:cx2="http://schemas.microsoft.com/office/drawing/2015/10/21/chartex" xmlns:cx3="http://schemas.microsoft.com/office/drawing/2016/5/9/chartex" xmlns:cx4="http://schemas.microsoft.com/office/drawing/2016/5/10/chartex" xmlns:cx5="http://schemas.microsoft.com/office/drawing/2016/5/11/chartex" xmlns:cx6="http://schemas.microsoft.com/office/drawing/2016/5/12/chartex" xmlns:cx7="http://schemas.microsoft.com/office/drawing/2016/5/13/chartex" xmlns:cx8="http://schemas.microsoft.com/office/drawing/2016/5/14/chartex" xmlns:mc="http://schemas.openxmlformats.org/markup-compatibility/2006" xmlns:aink="http://schemas.microsoft.com/office/drawing/2016/ink" xmlns:am3d="http://schemas.microsoft.com/office/drawing/2017/model3d" xmlns:o="urn:schemas-microsoft-com:office:office" xmlns:oel="http://schemas.microsoft.com/office/2019/extlst" xmlns:r="http://schemas.openxmlformats.org/officeDocument/2006/relationships" xmlns:m="http://schemas.openxmlformats.org/officeDocument/2006/math" xmlns:v="urn:schemas-microsoft-com:vml" xmlns:wp14="http://schemas.microsoft.com/office/word/2010/wordprocessingDrawing" xmlns:wp="http://schemas.openxmlformats.org/drawingml/2006/wordprocessingDrawing" xmlns:w10="urn:schemas-microsoft-com:office:word" xmlns:w="http://schemas.openxmlformats.org/wordprocessingml/2006/main" xmlns:w14="http://schemas.microsoft.com/office/word/2010/wordml" xmlns:w15="http://schemas.microsoft.com/office/word/2012/wordml" xmlns:w16cex="http://schemas.microsoft.com/office/word/2018/wordml/cex" xmlns:w16cid="http://schemas.microsoft.com/office/word/2016/wordml/cid" xmlns:w16="http://schemas.microsoft.com/office/word/2018/wordml" xmlns:w16sdtdh="http://schemas.microsoft.com/office/word/2020/wordml/sdtdatahash" xmlns:w16se="http://schemas.microsoft.com/office/word/2015/wordml/symex" xmlns:wpg="http://schemas.microsoft.com/office/word/2010/wordprocessingGroup" xmlns:wpi="http://schemas.microsoft.com/office/word/2010/wordprocessingInk" xmlns:wne="http://schemas.microsoft.com/office/word/2006/wordml" xmlns:wps="http://schemas.microsoft.com/office/word/2010/wordprocessingShape" mc:Ignorable="w14 w15 w16se w16cid w16 w16cex w16sdtdh wp14">
+<w:hdr xmlns:wpc="http://schemas.microsoft.com/office/word/2010/wordprocessingCanvas" xmlns:cx="http://schemas.microsoft.com/office/drawing/2014/chartex" xmlns:cx1="http://schemas.microsoft.com/office/drawing/2015/9/8/chartex" xmlns:cx2="http://schemas.microsoft.com/office/drawing/2015/10/21/chartex" xmlns:cx3="http://schemas.microsoft.com/office/drawing/2016/5/9/chartex" xmlns:cx4="http://schemas.microsoft.com/office/drawing/2016/5/10/chartex" xmlns:cx5="http://schemas.microsoft.com/office/drawing/2016/5/11/chartex" xmlns:cx6="http://schemas.microsoft.com/office/drawing/2016/5/12/chartex" xmlns:cx7="http://schemas.microsoft.com/office/drawing/2016/5/13/chartex" xmlns:cx8="http://schemas.microsoft.com/office/drawing/2016/5/14/chartex" xmlns:mc="http://schemas.openxmlformats.org/markup-compatibility/2006" xmlns:aink="http://schemas.microsoft.com/office/drawing/2016/ink" xmlns:am3d="http://schemas.microsoft.com/office/drawing/2017/model3d" xmlns:o="urn:schemas-microsoft-com:office:office" xmlns:oel="http://schemas.microsoft.com/office/2019/extlst" xmlns:r="http://schemas.openxmlformats.org/officeDocument/2006/relationships" xmlns:m="http://schemas.openxmlformats.org/officeDocument/2006/math" xmlns:v="urn:schemas-microsoft-com:vml" xmlns:wp14="http://schemas.microsoft.com/office/word/2010/wordprocessingDrawing" xmlns:wp="http://schemas.openxmlformats.org/drawingml/2006/wordprocessingDrawing" xmlns:w10="urn:schemas-microsoft-com:office:word" xmlns:w="http://schemas.openxmlformats.org/wordprocessingml/2006/main" xmlns:w14="http://schemas.microsoft.com/office/word/2010/wordml" xmlns:w15="http://schemas.microsoft.com/office/word/2012/wordml" xmlns:w16cex="http://schemas.microsoft.com/office/word/2018/wordml/cex" xmlns:w16cid="http://schemas.microsoft.com/office/word/2016/wordml/cid" xmlns:w16="http://schemas.microsoft.com/office/word/2018/wordml" xmlns:w16du="http://schemas.microsoft.com/office/word/2023/wordml/word16du" xmlns:w16sdtdh="http://schemas.microsoft.com/office/word/2020/wordml/sdtdatahash" xmlns:w16sdtfl="http://schemas.microsoft.com/office/word/2024/wordml/sdtformatlock" xmlns:w16se="http://schemas.microsoft.com/office/word/2015/wordml/symex" xmlns:wpg="http://schemas.microsoft.com/office/word/2010/wordprocessingGroup" xmlns:wpi="http://schemas.microsoft.com/office/word/2010/wordprocessingInk" xmlns:wne="http://schemas.microsoft.com/office/word/2006/wordml" xmlns:wps="http://schemas.microsoft.com/office/word/2010/wordprocessingShape" mc:Ignorable="w14 w15 w16se w16cid w16 w16cex w16sdtdh w16sdtfl w16du wp14">
   <w:p>
     <w:pPr>
       <w:pStyle w:val="Header"/>
@@ -1147,7 +1159,7 @@
 </file>
 
 <file path=word/header3.xml><?xml version="1.0" encoding="utf-8"?>
-<w:hdr xmlns:wpc="http://schemas.microsoft.com/office/word/2010/wordprocessingCanvas" xmlns:cx="http://schemas.microsoft.com/office/drawing/2014/chartex" xmlns:cx1="http://schemas.microsoft.com/office/drawing/2015/9/8/chartex" xmlns:cx2="http://schemas.microsoft.com/office/drawing/2015/10/21/chartex" xmlns:cx3="http://schemas.microsoft.com/office/drawing/2016/5/9/chartex" xmlns:cx4="http://schemas.microsoft.com/office/drawing/2016/5/10/chartex" xmlns:cx5="http://schemas.microsoft.com/office/drawing/2016/5/11/chartex" xmlns:cx6="http://schemas.microsoft.com/office/drawing/2016/5/12/chartex" xmlns:cx7="http://schemas.microsoft.com/office/drawing/2016/5/13/chartex" xmlns:cx8="http://schemas.microsoft.com/office/drawing/2016/5/14/chartex" xmlns:mc="http://schemas.openxmlformats.org/markup-compatibility/2006" xmlns:aink="http://schemas.microsoft.com/office/drawing/2016/ink" xmlns:am3d="http://schemas.microsoft.com/office/drawing/2017/model3d" xmlns:o="urn:schemas-microsoft-com:office:office" xmlns:oel="http://schemas.microsoft.com/office/2019/extlst" xmlns:r="http://schemas.openxmlformats.org/officeDocument/2006/relationships" xmlns:m="http://schemas.openxmlformats.org/officeDocument/2006/math" xmlns:v="urn:schemas-microsoft-com:vml" xmlns:wp14="http://schemas.microsoft.com/office/word/2010/wordprocessingDrawing" xmlns:wp="http://schemas.openxmlformats.org/drawingml/2006/wordprocessingDrawing" xmlns:w10="urn:schemas-microsoft-com:office:word" xmlns:w="http://schemas.openxmlformats.org/wordprocessingml/2006/main" xmlns:w14="http://schemas.microsoft.com/office/word/2010/wordml" xmlns:w15="http://schemas.microsoft.com/office/word/2012/wordml" xmlns:w16cex="http://schemas.microsoft.com/office/word/2018/wordml/cex" xmlns:w16cid="http://schemas.microsoft.com/office/word/2016/wordml/cid" xmlns:w16="http://schemas.microsoft.com/office/word/2018/wordml" xmlns:w16sdtdh="http://schemas.microsoft.com/office/word/2020/wordml/sdtdatahash" xmlns:w16se="http://schemas.microsoft.com/office/word/2015/wordml/symex" xmlns:wpg="http://schemas.microsoft.com/office/word/2010/wordprocessingGroup" xmlns:wpi="http://schemas.microsoft.com/office/word/2010/wordprocessingInk" xmlns:wne="http://schemas.microsoft.com/office/word/2006/wordml" xmlns:wps="http://schemas.microsoft.com/office/word/2010/wordprocessingShape" mc:Ignorable="w14 w15 w16se w16cid w16 w16cex w16sdtdh wp14">
+<w:hdr xmlns:wpc="http://schemas.microsoft.com/office/word/2010/wordprocessingCanvas" xmlns:cx="http://schemas.microsoft.com/office/drawing/2014/chartex" xmlns:cx1="http://schemas.microsoft.com/office/drawing/2015/9/8/chartex" xmlns:cx2="http://schemas.microsoft.com/office/drawing/2015/10/21/chartex" xmlns:cx3="http://schemas.microsoft.com/office/drawing/2016/5/9/chartex" xmlns:cx4="http://schemas.microsoft.com/office/drawing/2016/5/10/chartex" xmlns:cx5="http://schemas.microsoft.com/office/drawing/2016/5/11/chartex" xmlns:cx6="http://schemas.microsoft.com/office/drawing/2016/5/12/chartex" xmlns:cx7="http://schemas.microsoft.com/office/drawing/2016/5/13/chartex" xmlns:cx8="http://schemas.microsoft.com/office/drawing/2016/5/14/chartex" xmlns:mc="http://schemas.openxmlformats.org/markup-compatibility/2006" xmlns:aink="http://schemas.microsoft.com/office/drawing/2016/ink" xmlns:am3d="http://schemas.microsoft.com/office/drawing/2017/model3d" xmlns:o="urn:schemas-microsoft-com:office:office" xmlns:oel="http://schemas.microsoft.com/office/2019/extlst" xmlns:r="http://schemas.openxmlformats.org/officeDocument/2006/relationships" xmlns:m="http://schemas.openxmlformats.org/officeDocument/2006/math" xmlns:v="urn:schemas-microsoft-com:vml" xmlns:wp14="http://schemas.microsoft.com/office/word/2010/wordprocessingDrawing" xmlns:wp="http://schemas.openxmlformats.org/drawingml/2006/wordprocessingDrawing" xmlns:w10="urn:schemas-microsoft-com:office:word" xmlns:w="http://schemas.openxmlformats.org/wordprocessingml/2006/main" xmlns:w14="http://schemas.microsoft.com/office/word/2010/wordml" xmlns:w15="http://schemas.microsoft.com/office/word/2012/wordml" xmlns:w16cex="http://schemas.microsoft.com/office/word/2018/wordml/cex" xmlns:w16cid="http://schemas.microsoft.com/office/word/2016/wordml/cid" xmlns:w16="http://schemas.microsoft.com/office/word/2018/wordml" xmlns:w16du="http://schemas.microsoft.com/office/word/2023/wordml/word16du" xmlns:w16sdtdh="http://schemas.microsoft.com/office/word/2020/wordml/sdtdatahash" xmlns:w16sdtfl="http://schemas.microsoft.com/office/word/2024/wordml/sdtformatlock" xmlns:w16se="http://schemas.microsoft.com/office/word/2015/wordml/symex" xmlns:wpg="http://schemas.microsoft.com/office/word/2010/wordprocessingGroup" xmlns:wpi="http://schemas.microsoft.com/office/word/2010/wordprocessingInk" xmlns:wne="http://schemas.microsoft.com/office/word/2006/wordml" xmlns:wps="http://schemas.microsoft.com/office/word/2010/wordprocessingShape" mc:Ignorable="w14 w15 w16se w16cid w16 w16cex w16sdtdh w16sdtfl w16du wp14">
   <w:p>
     <w:pPr>
       <w:pStyle w:val="Header"/>
@@ -1156,7 +1168,7 @@
     <w:r>
       <w:tab/>
       <w:tab/>
-      <w:t>2026-06-17</w:t>
+      <w:t>2026-06-18</w:t>
       <w:br/>
       <w:br/>
     </w:r>
@@ -1173,7 +1185,7 @@
 </file>
 
 <file path=word/numbering.xml><?xml version="1.0" encoding="utf-8"?>
-<w:numbering xmlns:wpc="http://schemas.microsoft.com/office/word/2010/wordprocessingCanvas" xmlns:cx="http://schemas.microsoft.com/office/drawing/2014/chartex" xmlns:cx1="http://schemas.microsoft.com/office/drawing/2015/9/8/chartex" xmlns:cx2="http://schemas.microsoft.com/office/drawing/2015/10/21/chartex" xmlns:cx3="http://schemas.microsoft.com/office/drawing/2016/5/9/chartex" xmlns:cx4="http://schemas.microsoft.com/office/drawing/2016/5/10/chartex" xmlns:cx5="http://schemas.microsoft.com/office/drawing/2016/5/11/chartex" xmlns:cx6="http://schemas.microsoft.com/office/drawing/2016/5/12/chartex" xmlns:cx7="http://schemas.microsoft.com/office/drawing/2016/5/13/chartex" xmlns:cx8="http://schemas.microsoft.com/office/drawing/2016/5/14/chartex" xmlns:mc="http://schemas.openxmlformats.org/markup-compatibility/2006" xmlns:aink="http://schemas.microsoft.com/office/drawing/2016/ink" xmlns:am3d="http://schemas.microsoft.com/office/drawing/2017/model3d" xmlns:o="urn:schemas-microsoft-com:office:office" xmlns:oel="http://schemas.microsoft.com/office/2019/extlst" xmlns:r="http://schemas.openxmlformats.org/officeDocument/2006/relationships" xmlns:m="http://schemas.openxmlformats.org/officeDocument/2006/math" xmlns:v="urn:schemas-microsoft-com:vml" xmlns:wp14="http://schemas.microsoft.com/office/word/2010/wordprocessingDrawing" xmlns:wp="http://schemas.openxmlformats.org/drawingml/2006/wordprocessingDrawing" xmlns:w10="urn:schemas-microsoft-com:office:word" xmlns:w="http://schemas.openxmlformats.org/wordprocessingml/2006/main" xmlns:w14="http://schemas.microsoft.com/office/word/2010/wordml" xmlns:w15="http://schemas.microsoft.com/office/word/2012/wordml" xmlns:w16cex="http://schemas.microsoft.com/office/word/2018/wordml/cex" xmlns:w16cid="http://schemas.microsoft.com/office/word/2016/wordml/cid" xmlns:w16="http://schemas.microsoft.com/office/word/2018/wordml" xmlns:w16sdtdh="http://schemas.microsoft.com/office/word/2020/wordml/sdtdatahash" xmlns:w16se="http://schemas.microsoft.com/office/word/2015/wordml/symex" xmlns:wpg="http://schemas.microsoft.com/office/word/2010/wordprocessingGroup" xmlns:wpi="http://schemas.microsoft.com/office/word/2010/wordprocessingInk" xmlns:wne="http://schemas.microsoft.com/office/word/2006/wordml" xmlns:wps="http://schemas.microsoft.com/office/word/2010/wordprocessingShape" mc:Ignorable="w14 w15 w16se w16cid w16 w16cex w16sdtdh wp14">
+<w:numbering xmlns:wpc="http://schemas.microsoft.com/office/word/2010/wordprocessingCanvas" xmlns:cx="http://schemas.microsoft.com/office/drawing/2014/chartex" xmlns:cx1="http://schemas.microsoft.com/office/drawing/2015/9/8/chartex" xmlns:cx2="http://schemas.microsoft.com/office/drawing/2015/10/21/chartex" xmlns:cx3="http://schemas.microsoft.com/office/drawing/2016/5/9/chartex" xmlns:cx4="http://schemas.microsoft.com/office/drawing/2016/5/10/chartex" xmlns:cx5="http://schemas.microsoft.com/office/drawing/2016/5/11/chartex" xmlns:cx6="http://schemas.microsoft.com/office/drawing/2016/5/12/chartex" xmlns:cx7="http://schemas.microsoft.com/office/drawing/2016/5/13/chartex" xmlns:cx8="http://schemas.microsoft.com/office/drawing/2016/5/14/chartex" xmlns:mc="http://schemas.openxmlformats.org/markup-compatibility/2006" xmlns:aink="http://schemas.microsoft.com/office/drawing/2016/ink" xmlns:am3d="http://schemas.microsoft.com/office/drawing/2017/model3d" xmlns:o="urn:schemas-microsoft-com:office:office" xmlns:oel="http://schemas.microsoft.com/office/2019/extlst" xmlns:r="http://schemas.openxmlformats.org/officeDocument/2006/relationships" xmlns:m="http://schemas.openxmlformats.org/officeDocument/2006/math" xmlns:v="urn:schemas-microsoft-com:vml" xmlns:wp14="http://schemas.microsoft.com/office/word/2010/wordprocessingDrawing" xmlns:wp="http://schemas.openxmlformats.org/drawingml/2006/wordprocessingDrawing" xmlns:w10="urn:schemas-microsoft-com:office:word" xmlns:w="http://schemas.openxmlformats.org/wordprocessingml/2006/main" xmlns:w14="http://schemas.microsoft.com/office/word/2010/wordml" xmlns:w15="http://schemas.microsoft.com/office/word/2012/wordml" xmlns:w16cex="http://schemas.microsoft.com/office/word/2018/wordml/cex" xmlns:w16cid="http://schemas.microsoft.com/office/word/2016/wordml/cid" xmlns:w16="http://schemas.microsoft.com/office/word/2018/wordml" xmlns:w16du="http://schemas.microsoft.com/office/word/2023/wordml/word16du" xmlns:w16sdtdh="http://schemas.microsoft.com/office/word/2020/wordml/sdtdatahash" xmlns:w16sdtfl="http://schemas.microsoft.com/office/word/2024/wordml/sdtformatlock" xmlns:w16se="http://schemas.microsoft.com/office/word/2015/wordml/symex" xmlns:wpg="http://schemas.microsoft.com/office/word/2010/wordprocessingGroup" xmlns:wpi="http://schemas.microsoft.com/office/word/2010/wordprocessingInk" xmlns:wne="http://schemas.microsoft.com/office/word/2006/wordml" xmlns:wps="http://schemas.microsoft.com/office/word/2010/wordprocessingShape" mc:Ignorable="w14 w15 w16se w16cid w16 w16cex w16sdtdh w16sdtfl w16du wp14">
   <w:abstractNum w:abstractNumId="0" w15:restartNumberingAfterBreak="0">
     <w:nsid w:val="FFFFFF7C"/>
     <w:multiLevelType w:val="singleLevel"/>
@@ -1376,7 +1388,7 @@
 </file>
 
 <file path=word/styles.xml><?xml version="1.0" encoding="utf-8"?>
-<w:styles xmlns:mc="http://schemas.openxmlformats.org/markup-compatibility/2006" xmlns:r="http://schemas.openxmlformats.org/officeDocument/2006/relationships" xmlns:w="http://schemas.openxmlformats.org/wordprocessingml/2006/main" xmlns:w14="http://schemas.microsoft.com/office/word/2010/wordml" xmlns:w15="http://schemas.microsoft.com/office/word/2012/wordml" xmlns:w16cex="http://schemas.microsoft.com/office/word/2018/wordml/cex" xmlns:w16cid="http://schemas.microsoft.com/office/word/2016/wordml/cid" xmlns:w16="http://schemas.microsoft.com/office/word/2018/wordml" xmlns:w16sdtdh="http://schemas.microsoft.com/office/word/2020/wordml/sdtdatahash" xmlns:w16se="http://schemas.microsoft.com/office/word/2015/wordml/symex" mc:Ignorable="w14 w15 w16se w16cid w16 w16cex w16sdtdh">
+<w:styles xmlns:mc="http://schemas.openxmlformats.org/markup-compatibility/2006" xmlns:r="http://schemas.openxmlformats.org/officeDocument/2006/relationships" xmlns:w="http://schemas.openxmlformats.org/wordprocessingml/2006/main" xmlns:w14="http://schemas.microsoft.com/office/word/2010/wordml" xmlns:w15="http://schemas.microsoft.com/office/word/2012/wordml" xmlns:w16cex="http://schemas.microsoft.com/office/word/2018/wordml/cex" xmlns:w16cid="http://schemas.microsoft.com/office/word/2016/wordml/cid" xmlns:w16="http://schemas.microsoft.com/office/word/2018/wordml" xmlns:w16du="http://schemas.microsoft.com/office/word/2023/wordml/word16du" xmlns:w16sdtdh="http://schemas.microsoft.com/office/word/2020/wordml/sdtdatahash" xmlns:w16sdtfl="http://schemas.microsoft.com/office/word/2024/wordml/sdtformatlock" xmlns:w16se="http://schemas.microsoft.com/office/word/2015/wordml/symex" mc:Ignorable="w14 w15 w16se w16cid w16 w16cex w16sdtdh w16sdtfl w16du">
   <w:docDefaults>
     <w:rPrDefault>
       <w:rPr>
@@ -2134,7 +2146,7 @@
     <w:link w:val="TitleChar"/>
     <w:uiPriority w:val="10"/>
     <w:qFormat/>
-    <w:rsid w:val="007106C8"/>
+    <w:rsid w:val="00E854FA"/>
     <w:pPr>
       <w:spacing w:after="300" w:line="240" w:lineRule="auto"/>
       <w:contextualSpacing/>
@@ -2144,7 +2156,7 @@
       <w:rFonts w:eastAsiaTheme="majorEastAsia" w:cstheme="majorBidi"/>
       <w:spacing w:val="5"/>
       <w:kern w:val="28"/>
-      <w:sz w:val="52"/>
+      <w:sz w:val="40"/>
       <w:szCs w:val="52"/>
       <w:lang w:val="sv-SE" w:eastAsia="en-US" w:bidi="ar-SA"/>
     </w:rPr>
@@ -2154,12 +2166,12 @@
     <w:basedOn w:val="DefaultParagraphFont"/>
     <w:link w:val="Title"/>
     <w:uiPriority w:val="10"/>
-    <w:rsid w:val="007106C8"/>
+    <w:rsid w:val="00E854FA"/>
     <w:rPr>
       <w:rFonts w:ascii="Times New Roman" w:eastAsiaTheme="majorEastAsia" w:hAnsi="Times New Roman" w:cstheme="majorBidi"/>
       <w:spacing w:val="5"/>
       <w:kern w:val="28"/>
-      <w:sz w:val="52"/>
+      <w:sz w:val="40"/>
       <w:szCs w:val="52"/>
       <w:lang w:val="sv-SE" w:eastAsia="en-US" w:bidi="ar-SA"/>
     </w:rPr>

--- a/klagomål/A 11444-2026 FSC-klagomål.docx
+++ b/klagomål/A 11444-2026 FSC-klagomål.docx
@@ -1168,7 +1168,7 @@
     <w:r>
       <w:tab/>
       <w:tab/>
-      <w:t>2026-06-18</w:t>
+      <w:t>2026-06-19</w:t>
       <w:br/>
       <w:br/>
     </w:r>

--- a/klagomål/A 11444-2026 FSC-klagomål.docx
+++ b/klagomål/A 11444-2026 FSC-klagomål.docx
@@ -1168,7 +1168,7 @@
     <w:r>
       <w:tab/>
       <w:tab/>
-      <w:t>2026-06-19</w:t>
+      <w:t>2026-06-20</w:t>
       <w:br/>
       <w:br/>
     </w:r>

--- a/klagomål/A 11444-2026 FSC-klagomål.docx
+++ b/klagomål/A 11444-2026 FSC-klagomål.docx
@@ -168,38 +168,7 @@
     </w:p>
     <w:p>
       <w:r>
-        <w:t>Detta dokument behandlar höga naturvärden i avverkningsanmälan A 11444-2026 i Ljusnarsbergs kommun som inkom 2026-03-02 och omfattar 41,9 ha.</w:t>
-      </w:r>
-    </w:p>
-    <w:p>
-      <w:r>
-        <w:t>Nedan presenteras fynd av naturvårdsarter och fridlysta arter som gjorts i det avverkningsanmälda området, samt relevanta utdrag ur standarderna för FSC, Chain of Custody, Controlled Wood och PEFC. I BILAGA 1 finns artfakta om fridlysta och rödlistade arter.</w:t>
-      </w:r>
-    </w:p>
-    <w:p>
-      <w:r>
-        <w:t>Vi förväntar oss att ni återkommer med ett skriftligt svar på vårt klagomål och även beskriver vilka korrigerande åtgärder ni satt in för att rätta till identifierade brister i er efterlevnad av den svenska FSC standarden.</w:t>
-      </w:r>
-    </w:p>
-    <w:p>
-      <w:pPr>
-        <w:pStyle w:val="Heading1"/>
-      </w:pPr>
-      <w:r>
-        <w:t>Naturvårdsarter</w:t>
-      </w:r>
-    </w:p>
-    <w:p>
-      <w:r>
-        <w:t>I avverkningsanmälan har följande 6 naturvårdsarter hittats: älg (NT), mindre märgborre (S, T), mattlummer (T, §9), spillkråka (T, §4), tjäder (T, §4) och kungsfågel (§4). Av dessa är 1 rödlistade. För rödlistade arter har rödlistekategorin angivits inom parentes. Arter som är signalarter enligt Skogsstyrelsen har markerats med (S). Typiska arter inom Natura 2000 som är kopplade till skogsekosystem har markerats med (T). För fridlysta arter anges även paragrafen i Artskyddsförordningen som arten är fridlyst enligt.</w:t>
-      </w:r>
-    </w:p>
-    <w:p>
-      <w:r>
-        <w:t>De påträffade naturvårdsarterna är ett tydligt kvitto på att det rör sig om en skog med höga naturvärden.</w:t>
-      </w:r>
-      <w:r>
-        <w:t xml:space="preserve"> I Figur 1 visas fyndplatser för naturvårdsarter i området, som finns registrerade på Artportalen.</w:t>
+        <w:t>Detta klagomål behandlar höga naturvärden i avverkningsanmälan A 11444-2026 i Ljusnarsbergs kommun som inkom 2026-03-02 och omfattar 41,9 ha.</w:t>
       </w:r>
     </w:p>
     <w:p>
@@ -209,7 +178,7 @@
       <w:r>
         <w:drawing>
           <wp:inline xmlns:a="http://schemas.openxmlformats.org/drawingml/2006/main" xmlns:pic="http://schemas.openxmlformats.org/drawingml/2006/picture">
-            <wp:extent cx="5056652" cy="5688000"/>
+            <wp:extent cx="5088656" cy="5724000"/>
             <wp:docPr id="1" name="Picture 1"/>
             <wp:cNvGraphicFramePr>
               <a:graphicFrameLocks noChangeAspect="1"/>
@@ -230,7 +199,7 @@
                   <pic:spPr>
                     <a:xfrm>
                       <a:off x="0" y="0"/>
-                      <a:ext cx="5056652" cy="5688000"/>
+                      <a:ext cx="5088656" cy="5724000"/>
                     </a:xfrm>
                     <a:prstGeom prst="rect"/>
                   </pic:spPr>
@@ -247,34 +216,64 @@
         <w:spacing w:after="240"/>
       </w:pPr>
       <w:r>
-        <w:t>Figur 1. Fyndplatser för naturvårdsarter i avverkningsanmälan (röd linje). Markörer utan svart kant är placerade på fyndplatsen. Markörer med svart kant är placerade vid sidan av fyndplatsen och har ett svart streck som visar fyndplatsens exakta position. Kartans mittpunktskoordinat är N 6642241, E 502218 i SWEREF 99 TM.</w:t>
+        <w:t>Figur 1. Fyndplatser för naturvårdsarter i avverkningsanmälan. Markörer utan svart kant är placerade på fyndplatsen. Markörer med svart kant är placerade vid sidan av fyndplatsen har ett svart streck som visar fyndplatsens exakta position. Kartans mittpunktskoordinat är N 6642241, E 502218 i SWEREF 99 TM.</w:t>
+      </w:r>
+    </w:p>
+    <w:p>
+      <w:r>
+        <w:t>I avverkningsanmälan finns fynd av 6 naturvårdsarter, varav 1 är rödlistad, 4 är fridlysta, 4 är typiska (T) och 1 är signalart (S): älg (NT), mindre märgborre (S, T), mattlummer (T, §9), spillkråka (T, §4), tjäder (T, §4) och kungsfågel (§4). Se Figur 1.</w:t>
+      </w:r>
+    </w:p>
+    <w:p>
+      <w:r>
+        <w:t>Nedan presenteras relevanta utdrag ur standarderna för FSC, Chain of Custody, Controlled Wood och PEFC.</w:t>
+      </w:r>
+    </w:p>
+    <w:p>
+      <w:r>
+        <w:t>Vi förväntar oss att ni återkommer med ett skriftligt svar på vårt klagomål och även beskriver vilka korrigerande åtgärder ni satt in för att rätta till identifierade brister i er efterlevnad av den svenska FSC standarden.</w:t>
       </w:r>
     </w:p>
     <w:p>
       <w:pPr>
-        <w:pStyle w:val="Heading2"/>
+        <w:pStyle w:val="Heading1"/>
       </w:pPr>
       <w:r>
-        <w:t>Fridlysta arter</w:t>
+        <w:t>Naturvårdsarter och fridlysta arter</w:t>
       </w:r>
     </w:p>
     <w:p>
       <w:r>
-        <w:t>Följande fridlysta arter har sina livsmiljöer och växtplatser i den avverkningsanmälda skogen: mattlummer (T, §9), spillkråka (T, §4), tjäder (T, §4) och kungsfågel (§4).</w:t>
+        <w:t>Nedan följer beskrivningar av de naturvårdsarter och fridlysta arter som har sina livsmiljöer och växtplatser i den avverkningsanmälda skogen. Se även ytterligare artfakta i BILAGA 1. De påträffade naturvårdsarterna är ett tydligt kvitto på att det rör sig om en skog med höga naturvärden.</w:t>
       </w:r>
     </w:p>
     <w:p>
-      <w:r>
-        <w:t xml:space="preserve">Observera att medlemsländerna är skyldiga att agera i enlighet med EU:s fågeldirektiv där det uttryckligen står att direktivet gäller för fåglar samt för deras ägg, bon och </w:t>
-      </w:r>
       <w:r>
         <w:rPr>
           <w:b/>
         </w:rPr>
-        <w:t xml:space="preserve">livsmiljöer </w:t>
-      </w:r>
-      <w:r>
-        <w:t>(artikel 1). Vidare att de åtgärder som vidtas inte får leda till en försämring av den nuvarande situationen beträffande bevarandet av de fågelarter som avses i artikel 1 (artikel 13). Fågeldirektivet är styrande för tillsynsansvariga myndigheters ärendehantering, ställningstaganden och beslutsfattande.</w:t>
+        <w:t>Mindre märgborre</w:t>
+      </w:r>
+      <w:r>
+        <w:t xml:space="preserve"> är en signalart för tallskog med höga naturvärden och betraktas tillsammans med skarptandad barkborre som nyckelarter för ett antal sällsynta åtgärdsprogramsarter som är beroende av deras gångsystem. Bland dessa kan nämnas avlång barkborre (VU), </w:t>
+      </w:r>
+      <w:r>
+        <w:rPr>
+          <w:i/>
+        </w:rPr>
+        <w:t>Corticeus longulus</w:t>
+      </w:r>
+      <w:r>
+        <w:t xml:space="preserve"> (VU), tallgångbagge (VU), cholodkovskys bastborre (NT) och tallbarksvartbagge (NT). Den mindre märgborrens måsvingeliknande gnaggångar är lätta att känna igen och hittas ofta på grova tallgrenar på marken. Rika förekomster av främst mindre märgborre men även skarptandad barkborre är en signal för artrikedom och inventeringar har visat att det är i skogar med en naturlig självgallring som det skapas förutsättningar för dessa arter samt de efterföljande åtgärdsprogramsarterna. Tallskogar med stark förekomst av mindre märgborre och skarptandad barkborre bör avsättas som reservat. Generellt bör hänsyn tas vid slutavverkning av talldominerad skog så att avverkningsrester som gren- och toppdelar lämnas. Mindre märgborre är typisk art för </w:t>
+      </w:r>
+      <w:r>
+        <w:rPr>
+          <w:i/>
+        </w:rPr>
+        <w:t>9060 Åsbarrskog</w:t>
+      </w:r>
+      <w:r>
+        <w:t xml:space="preserve"> (SLU Artdatabanken, 2026; Pettersson, 2014; Hedgren, 2012; Gunnarsson m fl., 1999).</w:t>
       </w:r>
     </w:p>
     <w:p>
@@ -353,48 +352,6 @@
       </w:r>
       <w:r>
         <w:t>. Tjädern är en utpräglad skogsfågel knuten till större sammanhängande barrskogsområden. Tupparna och hönorna utnyttjar till viss del olika miljöer, och habitatvalet varierar dessutom mellan olika delar av året. För att det ska finnas livskraftiga tjäderbestånd krävs funktionella skogslandskap med en blandning av uppvuxen, gles och luckig skog, täta sumpskogar, myrar och andra små våtmarker. Arten försvinner när skogen fragmenteras och den sammanlagda arealen hyggen och andra öppna områden blir för stor. Ett småskaligt och försiktigt virkesuttag genom hyggesfria metoder kan i vissa fall vara möjligt i området inom 200 m från lekcentrum. Längre ut från lekcentrum, inom 200–500 m bör den avverkade ytan inte överskrida 1 hektar för att undvika alltför stora och snabba förändringar (Skogsstyrelsen, 2019; SLU Artdatabanken, 2024).</w:t>
-      </w:r>
-    </w:p>
-    <w:p>
-      <w:r>
-        <w:t>I BILAGA 1 finns mer detaljerad information om ekologi samt krav på livsmiljö hos fridlysta arter.</w:t>
-      </w:r>
-    </w:p>
-    <w:p>
-      <w:pPr>
-        <w:pStyle w:val="Heading2"/>
-      </w:pPr>
-      <w:r>
-        <w:t>Övriga naturvårdsarter</w:t>
-      </w:r>
-    </w:p>
-    <w:p>
-      <w:r>
-        <w:rPr>
-          <w:b/>
-        </w:rPr>
-        <w:t>Mindre märgborre</w:t>
-      </w:r>
-      <w:r>
-        <w:t xml:space="preserve"> är en signalart för tallskog med höga naturvärden och betraktas tillsammans med skarptandad barkborre som nyckelarter för ett antal sällsynta åtgärdsprogramsarter som är beroende av deras gångsystem. Bland dessa kan nämnas avlång barkborre (VU), </w:t>
-      </w:r>
-      <w:r>
-        <w:rPr>
-          <w:i/>
-        </w:rPr>
-        <w:t>Corticeus longulus</w:t>
-      </w:r>
-      <w:r>
-        <w:t xml:space="preserve"> (VU), tallgångbagge (VU), cholodkovskys bastborre (NT) och tallbarksvartbagge (NT). Den mindre märgborrens måsvingeliknande gnaggångar är lätta att känna igen och hittas ofta på grova tallgrenar på marken. Rika förekomster av främst mindre märgborre men även skarptandad barkborre är en signal för artrikedom och inventeringar har visat att det är i skogar med en naturlig självgallring som det skapas förutsättningar för dessa arter samt de efterföljande åtgärdsprogramsarterna. Tallskogar med stark förekomst av mindre märgborre och skarptandad barkborre bör avsättas som reservat. Generellt bör hänsyn tas vid slutavverkning av talldominerad skog så att avverkningsrester som gren- och toppdelar lämnas. Mindre märgborre är typisk art för </w:t>
-      </w:r>
-      <w:r>
-        <w:rPr>
-          <w:i/>
-        </w:rPr>
-        <w:t>9060 Åsbarrskog</w:t>
-      </w:r>
-      <w:r>
-        <w:t xml:space="preserve"> (SLU Artdatabanken, 2026; Pettersson, 2014; Hedgren, 2012; Gunnarsson m fl., 1999).</w:t>
       </w:r>
     </w:p>
     <w:p>
@@ -1168,7 +1125,7 @@
     <w:r>
       <w:tab/>
       <w:tab/>
-      <w:t>2026-06-20</w:t>
+      <w:t>2026-06-21</w:t>
       <w:br/>
       <w:br/>
     </w:r>

--- a/klagomål/A 11444-2026 FSC-klagomål.docx
+++ b/klagomål/A 11444-2026 FSC-klagomål.docx
@@ -1125,7 +1125,7 @@
     <w:r>
       <w:tab/>
       <w:tab/>
-      <w:t>2026-06-21</w:t>
+      <w:t>2026-06-22</w:t>
       <w:br/>
       <w:br/>
     </w:r>

--- a/klagomål/A 11444-2026 FSC-klagomål.docx
+++ b/klagomål/A 11444-2026 FSC-klagomål.docx
@@ -1125,7 +1125,7 @@
     <w:r>
       <w:tab/>
       <w:tab/>
-      <w:t>2026-06-22</w:t>
+      <w:t>2026-06-23</w:t>
       <w:br/>
       <w:br/>
     </w:r>

--- a/klagomål/A 11444-2026 FSC-klagomål.docx
+++ b/klagomål/A 11444-2026 FSC-klagomål.docx
@@ -1125,7 +1125,7 @@
     <w:r>
       <w:tab/>
       <w:tab/>
-      <w:t>2026-06-23</w:t>
+      <w:t>2026-06-24</w:t>
       <w:br/>
       <w:br/>
     </w:r>

--- a/klagomål/A 11444-2026 FSC-klagomål.docx
+++ b/klagomål/A 11444-2026 FSC-klagomål.docx
@@ -1125,7 +1125,7 @@
     <w:r>
       <w:tab/>
       <w:tab/>
-      <w:t>2026-06-24</w:t>
+      <w:t>2026-06-25</w:t>
       <w:br/>
       <w:br/>
     </w:r>

--- a/klagomål/A 11444-2026 FSC-klagomål.docx
+++ b/klagomål/A 11444-2026 FSC-klagomål.docx
@@ -1125,7 +1125,7 @@
     <w:r>
       <w:tab/>
       <w:tab/>
-      <w:t>2026-06-25</w:t>
+      <w:t>2026-06-26</w:t>
       <w:br/>
       <w:br/>
     </w:r>

--- a/klagomål/A 11444-2026 FSC-klagomål.docx
+++ b/klagomål/A 11444-2026 FSC-klagomål.docx
@@ -1125,7 +1125,7 @@
     <w:r>
       <w:tab/>
       <w:tab/>
-      <w:t>2026-06-26</w:t>
+      <w:t>2026-06-27</w:t>
       <w:br/>
       <w:br/>
     </w:r>

--- a/klagomål/A 11444-2026 FSC-klagomål.docx
+++ b/klagomål/A 11444-2026 FSC-klagomål.docx
@@ -1125,7 +1125,7 @@
     <w:r>
       <w:tab/>
       <w:tab/>
-      <w:t>2026-06-27</w:t>
+      <w:t>2026-06-28</w:t>
       <w:br/>
       <w:br/>
     </w:r>

--- a/klagomål/A 11444-2026 FSC-klagomål.docx
+++ b/klagomål/A 11444-2026 FSC-klagomål.docx
@@ -1125,7 +1125,7 @@
     <w:r>
       <w:tab/>
       <w:tab/>
-      <w:t>2026-06-28</w:t>
+      <w:t>2026-06-29</w:t>
       <w:br/>
       <w:br/>
     </w:r>

--- a/klagomål/A 11444-2026 FSC-klagomål.docx
+++ b/klagomål/A 11444-2026 FSC-klagomål.docx
@@ -1125,7 +1125,7 @@
     <w:r>
       <w:tab/>
       <w:tab/>
-      <w:t>2026-06-29</w:t>
+      <w:t>2026-06-30</w:t>
       <w:br/>
       <w:br/>
     </w:r>

--- a/klagomål/A 11444-2026 FSC-klagomål.docx
+++ b/klagomål/A 11444-2026 FSC-klagomål.docx
@@ -1125,7 +1125,7 @@
     <w:r>
       <w:tab/>
       <w:tab/>
-      <w:t>2026-06-30</w:t>
+      <w:t>2026-07-01</w:t>
       <w:br/>
       <w:br/>
     </w:r>

--- a/klagomål/A 11444-2026 FSC-klagomål.docx
+++ b/klagomål/A 11444-2026 FSC-klagomål.docx
@@ -1125,7 +1125,7 @@
     <w:r>
       <w:tab/>
       <w:tab/>
-      <w:t>2026-07-01</w:t>
+      <w:t>2026-07-02</w:t>
       <w:br/>
       <w:br/>
     </w:r>

--- a/klagomål/A 11444-2026 FSC-klagomål.docx
+++ b/klagomål/A 11444-2026 FSC-klagomål.docx
@@ -1125,7 +1125,7 @@
     <w:r>
       <w:tab/>
       <w:tab/>
-      <w:t>2026-07-13</w:t>
+      <w:t>2026-07-14</w:t>
       <w:br/>
       <w:br/>
     </w:r>

--- a/klagomål/A 11444-2026 FSC-klagomål.docx
+++ b/klagomål/A 11444-2026 FSC-klagomål.docx
@@ -1125,7 +1125,7 @@
     <w:r>
       <w:tab/>
       <w:tab/>
-      <w:t>2026-07-14</w:t>
+      <w:t>2026-07-15</w:t>
       <w:br/>
       <w:br/>
     </w:r>

--- a/klagomål/A 11444-2026 FSC-klagomål.docx
+++ b/klagomål/A 11444-2026 FSC-klagomål.docx
@@ -1125,7 +1125,7 @@
     <w:r>
       <w:tab/>
       <w:tab/>
-      <w:t>2026-07-15</w:t>
+      <w:t>2026-07-16</w:t>
       <w:br/>
       <w:br/>
     </w:r>

--- a/klagomål/A 11444-2026 FSC-klagomål.docx
+++ b/klagomål/A 11444-2026 FSC-klagomål.docx
@@ -1125,7 +1125,7 @@
     <w:r>
       <w:tab/>
       <w:tab/>
-      <w:t>2026-07-16</w:t>
+      <w:t>2026-07-17</w:t>
       <w:br/>
       <w:br/>
     </w:r>

--- a/klagomål/A 11444-2026 FSC-klagomål.docx
+++ b/klagomål/A 11444-2026 FSC-klagomål.docx
@@ -1125,7 +1125,7 @@
     <w:r>
       <w:tab/>
       <w:tab/>
-      <w:t>2026-07-17</w:t>
+      <w:t>2026-07-18</w:t>
       <w:br/>
       <w:br/>
     </w:r>

--- a/klagomål/A 11444-2026 FSC-klagomål.docx
+++ b/klagomål/A 11444-2026 FSC-klagomål.docx
@@ -1125,7 +1125,7 @@
     <w:r>
       <w:tab/>
       <w:tab/>
-      <w:t>2026-07-18</w:t>
+      <w:t>2026-07-19</w:t>
       <w:br/>
       <w:br/>
     </w:r>

--- a/klagomål/A 11444-2026 FSC-klagomål.docx
+++ b/klagomål/A 11444-2026 FSC-klagomål.docx
@@ -1125,7 +1125,7 @@
     <w:r>
       <w:tab/>
       <w:tab/>
-      <w:t>2026-07-19</w:t>
+      <w:t>2026-07-20</w:t>
       <w:br/>
       <w:br/>
     </w:r>

--- a/klagomål/A 11444-2026 FSC-klagomål.docx
+++ b/klagomål/A 11444-2026 FSC-klagomål.docx
@@ -1125,7 +1125,7 @@
     <w:r>
       <w:tab/>
       <w:tab/>
-      <w:t>2026-07-20</w:t>
+      <w:t>2026-07-21</w:t>
       <w:br/>
       <w:br/>
     </w:r>

--- a/klagomål/A 11444-2026 FSC-klagomål.docx
+++ b/klagomål/A 11444-2026 FSC-klagomål.docx
@@ -1125,7 +1125,7 @@
     <w:r>
       <w:tab/>
       <w:tab/>
-      <w:t>2026-07-21</w:t>
+      <w:t>2026-07-22</w:t>
       <w:br/>
       <w:br/>
     </w:r>

--- a/klagomål/A 11444-2026 FSC-klagomål.docx
+++ b/klagomål/A 11444-2026 FSC-klagomål.docx
@@ -1125,7 +1125,7 @@
     <w:r>
       <w:tab/>
       <w:tab/>
-      <w:t>2026-07-22</w:t>
+      <w:t>2026-07-23</w:t>
       <w:br/>
       <w:br/>
     </w:r>
